--- a/tillsyn/A 11734-2026 tillsynsbegäran.docx
+++ b/tillsyn/A 11734-2026 tillsynsbegäran.docx
@@ -238,7 +238,7 @@
     <w:r>
       <w:tab/>
       <w:tab/>
-      <w:t>2026-03-04</w:t>
+      <w:t>2026-03-05</w:t>
       <w:br/>
       <w:br/>
     </w:r>

--- a/tillsyn/A 11734-2026 tillsynsbegäran.docx
+++ b/tillsyn/A 11734-2026 tillsynsbegäran.docx
@@ -238,7 +238,7 @@
     <w:r>
       <w:tab/>
       <w:tab/>
-      <w:t>2026-03-05</w:t>
+      <w:t>2026-03-06</w:t>
       <w:br/>
       <w:br/>
     </w:r>

--- a/tillsyn/A 11734-2026 tillsynsbegäran.docx
+++ b/tillsyn/A 11734-2026 tillsynsbegäran.docx
@@ -238,7 +238,7 @@
     <w:r>
       <w:tab/>
       <w:tab/>
-      <w:t>2026-03-06</w:t>
+      <w:t>2026-03-07</w:t>
       <w:br/>
       <w:br/>
     </w:r>

--- a/tillsyn/A 11734-2026 tillsynsbegäran.docx
+++ b/tillsyn/A 11734-2026 tillsynsbegäran.docx
@@ -421,7 +421,7 @@
     <w:r>
       <w:tab/>
       <w:tab/>
-      <w:t>2026-04-14</w:t>
+      <w:t>2026-04-15</w:t>
       <w:br/>
       <w:br/>
     </w:r>

--- a/tillsyn/A 11734-2026 tillsynsbegäran.docx
+++ b/tillsyn/A 11734-2026 tillsynsbegäran.docx
@@ -421,7 +421,7 @@
     <w:r>
       <w:tab/>
       <w:tab/>
-      <w:t>2026-04-15</w:t>
+      <w:t>2026-04-16</w:t>
       <w:br/>
       <w:br/>
     </w:r>

--- a/tillsyn/A 11734-2026 tillsynsbegäran.docx
+++ b/tillsyn/A 11734-2026 tillsynsbegäran.docx
@@ -421,7 +421,7 @@
     <w:r>
       <w:tab/>
       <w:tab/>
-      <w:t>2026-04-16</w:t>
+      <w:t>2026-04-17</w:t>
       <w:br/>
       <w:br/>
     </w:r>

--- a/tillsyn/A 11734-2026 tillsynsbegäran.docx
+++ b/tillsyn/A 11734-2026 tillsynsbegäran.docx
@@ -421,7 +421,7 @@
     <w:r>
       <w:tab/>
       <w:tab/>
-      <w:t>2026-04-17</w:t>
+      <w:t>2026-04-18</w:t>
       <w:br/>
       <w:br/>
     </w:r>

--- a/tillsyn/A 11734-2026 tillsynsbegäran.docx
+++ b/tillsyn/A 11734-2026 tillsynsbegäran.docx
@@ -421,7 +421,7 @@
     <w:r>
       <w:tab/>
       <w:tab/>
-      <w:t>2026-04-18</w:t>
+      <w:t>2026-04-19</w:t>
       <w:br/>
       <w:br/>
     </w:r>

--- a/tillsyn/A 11734-2026 tillsynsbegäran.docx
+++ b/tillsyn/A 11734-2026 tillsynsbegäran.docx
@@ -421,7 +421,7 @@
     <w:r>
       <w:tab/>
       <w:tab/>
-      <w:t>2026-04-19</w:t>
+      <w:t>2026-04-20</w:t>
       <w:br/>
       <w:br/>
     </w:r>

--- a/tillsyn/A 11734-2026 tillsynsbegäran.docx
+++ b/tillsyn/A 11734-2026 tillsynsbegäran.docx
@@ -421,7 +421,7 @@
     <w:r>
       <w:tab/>
       <w:tab/>
-      <w:t>2026-04-20</w:t>
+      <w:t>2026-04-21</w:t>
       <w:br/>
       <w:br/>
     </w:r>

--- a/tillsyn/A 11734-2026 tillsynsbegäran.docx
+++ b/tillsyn/A 11734-2026 tillsynsbegäran.docx
@@ -421,7 +421,7 @@
     <w:r>
       <w:tab/>
       <w:tab/>
-      <w:t>2026-04-21</w:t>
+      <w:t>2026-04-22</w:t>
       <w:br/>
       <w:br/>
     </w:r>

--- a/tillsyn/A 11734-2026 tillsynsbegäran.docx
+++ b/tillsyn/A 11734-2026 tillsynsbegäran.docx
@@ -421,7 +421,7 @@
     <w:r>
       <w:tab/>
       <w:tab/>
-      <w:t>2026-04-22</w:t>
+      <w:t>2026-04-23</w:t>
       <w:br/>
       <w:br/>
     </w:r>

--- a/tillsyn/A 11734-2026 tillsynsbegäran.docx
+++ b/tillsyn/A 11734-2026 tillsynsbegäran.docx
@@ -421,7 +421,7 @@
     <w:r>
       <w:tab/>
       <w:tab/>
-      <w:t>2026-04-23</w:t>
+      <w:t>2026-04-24</w:t>
       <w:br/>
       <w:br/>
     </w:r>

--- a/tillsyn/A 11734-2026 tillsynsbegäran.docx
+++ b/tillsyn/A 11734-2026 tillsynsbegäran.docx
@@ -421,7 +421,7 @@
     <w:r>
       <w:tab/>
       <w:tab/>
-      <w:t>2026-04-24</w:t>
+      <w:t>2026-04-25</w:t>
       <w:br/>
       <w:br/>
     </w:r>

--- a/tillsyn/A 11734-2026 tillsynsbegäran.docx
+++ b/tillsyn/A 11734-2026 tillsynsbegäran.docx
@@ -421,7 +421,7 @@
     <w:r>
       <w:tab/>
       <w:tab/>
-      <w:t>2026-04-25</w:t>
+      <w:t>2026-04-26</w:t>
       <w:br/>
       <w:br/>
     </w:r>

--- a/tillsyn/A 11734-2026 tillsynsbegäran.docx
+++ b/tillsyn/A 11734-2026 tillsynsbegäran.docx
@@ -421,7 +421,7 @@
     <w:r>
       <w:tab/>
       <w:tab/>
-      <w:t>2026-04-26</w:t>
+      <w:t>2026-04-27</w:t>
       <w:br/>
       <w:br/>
     </w:r>

--- a/tillsyn/A 11734-2026 tillsynsbegäran.docx
+++ b/tillsyn/A 11734-2026 tillsynsbegäran.docx
@@ -421,7 +421,7 @@
     <w:r>
       <w:tab/>
       <w:tab/>
-      <w:t>2026-04-27</w:t>
+      <w:t>2026-04-28</w:t>
       <w:br/>
       <w:br/>
     </w:r>

--- a/tillsyn/A 11734-2026 tillsynsbegäran.docx
+++ b/tillsyn/A 11734-2026 tillsynsbegäran.docx
@@ -421,7 +421,7 @@
     <w:r>
       <w:tab/>
       <w:tab/>
-      <w:t>2026-04-28</w:t>
+      <w:t>2026-04-29</w:t>
       <w:br/>
       <w:br/>
     </w:r>

--- a/tillsyn/A 11734-2026 tillsynsbegäran.docx
+++ b/tillsyn/A 11734-2026 tillsynsbegäran.docx
@@ -421,7 +421,7 @@
     <w:r>
       <w:tab/>
       <w:tab/>
-      <w:t>2026-04-29</w:t>
+      <w:t>2026-04-30</w:t>
       <w:br/>
       <w:br/>
     </w:r>

--- a/tillsyn/A 11734-2026 tillsynsbegäran.docx
+++ b/tillsyn/A 11734-2026 tillsynsbegäran.docx
@@ -421,7 +421,7 @@
     <w:r>
       <w:tab/>
       <w:tab/>
-      <w:t>2026-04-30</w:t>
+      <w:t>2026-05-01</w:t>
       <w:br/>
       <w:br/>
     </w:r>

--- a/tillsyn/A 11734-2026 tillsynsbegäran.docx
+++ b/tillsyn/A 11734-2026 tillsynsbegäran.docx
@@ -421,7 +421,7 @@
     <w:r>
       <w:tab/>
       <w:tab/>
-      <w:t>2026-05-01</w:t>
+      <w:t>2026-05-02</w:t>
       <w:br/>
       <w:br/>
     </w:r>

--- a/tillsyn/A 11734-2026 tillsynsbegäran.docx
+++ b/tillsyn/A 11734-2026 tillsynsbegäran.docx
@@ -421,7 +421,7 @@
     <w:r>
       <w:tab/>
       <w:tab/>
-      <w:t>2026-05-02</w:t>
+      <w:t>2026-05-03</w:t>
       <w:br/>
       <w:br/>
     </w:r>

--- a/tillsyn/A 11734-2026 tillsynsbegäran.docx
+++ b/tillsyn/A 11734-2026 tillsynsbegäran.docx
@@ -421,7 +421,7 @@
     <w:r>
       <w:tab/>
       <w:tab/>
-      <w:t>2026-05-03</w:t>
+      <w:t>2026-05-04</w:t>
       <w:br/>
       <w:br/>
     </w:r>

--- a/tillsyn/A 11734-2026 tillsynsbegäran.docx
+++ b/tillsyn/A 11734-2026 tillsynsbegäran.docx
@@ -421,7 +421,7 @@
     <w:r>
       <w:tab/>
       <w:tab/>
-      <w:t>2026-05-04</w:t>
+      <w:t>2026-05-05</w:t>
       <w:br/>
       <w:br/>
     </w:r>

--- a/tillsyn/A 11734-2026 tillsynsbegäran.docx
+++ b/tillsyn/A 11734-2026 tillsynsbegäran.docx
@@ -421,7 +421,7 @@
     <w:r>
       <w:tab/>
       <w:tab/>
-      <w:t>2026-05-05</w:t>
+      <w:t>2026-05-06</w:t>
       <w:br/>
       <w:br/>
     </w:r>

--- a/tillsyn/A 11734-2026 tillsynsbegäran.docx
+++ b/tillsyn/A 11734-2026 tillsynsbegäran.docx
@@ -421,7 +421,7 @@
     <w:r>
       <w:tab/>
       <w:tab/>
-      <w:t>2026-05-06</w:t>
+      <w:t>2026-05-07</w:t>
       <w:br/>
       <w:br/>
     </w:r>

--- a/tillsyn/A 11734-2026 tillsynsbegäran.docx
+++ b/tillsyn/A 11734-2026 tillsynsbegäran.docx
@@ -421,7 +421,7 @@
     <w:r>
       <w:tab/>
       <w:tab/>
-      <w:t>2026-06-15</w:t>
+      <w:t>2026-06-16</w:t>
       <w:br/>
       <w:br/>
     </w:r>

--- a/tillsyn/A 11734-2026 tillsynsbegäran.docx
+++ b/tillsyn/A 11734-2026 tillsynsbegäran.docx
@@ -421,7 +421,7 @@
     <w:r>
       <w:tab/>
       <w:tab/>
-      <w:t>2026-06-16</w:t>
+      <w:t>2026-06-17</w:t>
       <w:br/>
       <w:br/>
     </w:r>

--- a/tillsyn/A 11734-2026 tillsynsbegäran.docx
+++ b/tillsyn/A 11734-2026 tillsynsbegäran.docx
@@ -1,6 +1,6 @@
 
 <file path=word/document.xml><?xml version="1.0" encoding="utf-8"?>
-<w:document xmlns:wpc="http://schemas.microsoft.com/office/word/2010/wordprocessingCanvas" xmlns:cx="http://schemas.microsoft.com/office/drawing/2014/chartex" xmlns:cx1="http://schemas.microsoft.com/office/drawing/2015/9/8/chartex" xmlns:cx2="http://schemas.microsoft.com/office/drawing/2015/10/21/chartex" xmlns:cx3="http://schemas.microsoft.com/office/drawing/2016/5/9/chartex" xmlns:cx4="http://schemas.microsoft.com/office/drawing/2016/5/10/chartex" xmlns:cx5="http://schemas.microsoft.com/office/drawing/2016/5/11/chartex" xmlns:cx6="http://schemas.microsoft.com/office/drawing/2016/5/12/chartex" xmlns:cx7="http://schemas.microsoft.com/office/drawing/2016/5/13/chartex" xmlns:cx8="http://schemas.microsoft.com/office/drawing/2016/5/14/chartex" xmlns:mc="http://schemas.openxmlformats.org/markup-compatibility/2006" xmlns:aink="http://schemas.microsoft.com/office/drawing/2016/ink" xmlns:am3d="http://schemas.microsoft.com/office/drawing/2017/model3d" xmlns:o="urn:schemas-microsoft-com:office:office" xmlns:oel="http://schemas.microsoft.com/office/2019/extlst" xmlns:r="http://schemas.openxmlformats.org/officeDocument/2006/relationships" xmlns:m="http://schemas.openxmlformats.org/officeDocument/2006/math" xmlns:v="urn:schemas-microsoft-com:vml" xmlns:wp14="http://schemas.microsoft.com/office/word/2010/wordprocessingDrawing" xmlns:wp="http://schemas.openxmlformats.org/drawingml/2006/wordprocessingDrawing" xmlns:w10="urn:schemas-microsoft-com:office:word" xmlns:w="http://schemas.openxmlformats.org/wordprocessingml/2006/main" xmlns:w14="http://schemas.microsoft.com/office/word/2010/wordml" xmlns:w15="http://schemas.microsoft.com/office/word/2012/wordml" xmlns:w16cex="http://schemas.microsoft.com/office/word/2018/wordml/cex" xmlns:w16cid="http://schemas.microsoft.com/office/word/2016/wordml/cid" xmlns:w16="http://schemas.microsoft.com/office/word/2018/wordml" xmlns:w16sdtdh="http://schemas.microsoft.com/office/word/2020/wordml/sdtdatahash" xmlns:w16se="http://schemas.microsoft.com/office/word/2015/wordml/symex" xmlns:wpg="http://schemas.microsoft.com/office/word/2010/wordprocessingGroup" xmlns:wpi="http://schemas.microsoft.com/office/word/2010/wordprocessingInk" xmlns:wne="http://schemas.microsoft.com/office/word/2006/wordml" xmlns:wps="http://schemas.microsoft.com/office/word/2010/wordprocessingShape" mc:Ignorable="w14 w15 w16se w16cid w16 w16cex w16sdtdh wp14">
+<w:document xmlns:wpc="http://schemas.microsoft.com/office/word/2010/wordprocessingCanvas" xmlns:cx="http://schemas.microsoft.com/office/drawing/2014/chartex" xmlns:cx1="http://schemas.microsoft.com/office/drawing/2015/9/8/chartex" xmlns:cx2="http://schemas.microsoft.com/office/drawing/2015/10/21/chartex" xmlns:cx3="http://schemas.microsoft.com/office/drawing/2016/5/9/chartex" xmlns:cx4="http://schemas.microsoft.com/office/drawing/2016/5/10/chartex" xmlns:cx5="http://schemas.microsoft.com/office/drawing/2016/5/11/chartex" xmlns:cx6="http://schemas.microsoft.com/office/drawing/2016/5/12/chartex" xmlns:cx7="http://schemas.microsoft.com/office/drawing/2016/5/13/chartex" xmlns:cx8="http://schemas.microsoft.com/office/drawing/2016/5/14/chartex" xmlns:mc="http://schemas.openxmlformats.org/markup-compatibility/2006" xmlns:aink="http://schemas.microsoft.com/office/drawing/2016/ink" xmlns:am3d="http://schemas.microsoft.com/office/drawing/2017/model3d" xmlns:o="urn:schemas-microsoft-com:office:office" xmlns:oel="http://schemas.microsoft.com/office/2019/extlst" xmlns:r="http://schemas.openxmlformats.org/officeDocument/2006/relationships" xmlns:m="http://schemas.openxmlformats.org/officeDocument/2006/math" xmlns:v="urn:schemas-microsoft-com:vml" xmlns:wp14="http://schemas.microsoft.com/office/word/2010/wordprocessingDrawing" xmlns:wp="http://schemas.openxmlformats.org/drawingml/2006/wordprocessingDrawing" xmlns:w10="urn:schemas-microsoft-com:office:word" xmlns:w="http://schemas.openxmlformats.org/wordprocessingml/2006/main" xmlns:w14="http://schemas.microsoft.com/office/word/2010/wordml" xmlns:w15="http://schemas.microsoft.com/office/word/2012/wordml" xmlns:w16cex="http://schemas.microsoft.com/office/word/2018/wordml/cex" xmlns:w16cid="http://schemas.microsoft.com/office/word/2016/wordml/cid" xmlns:w16="http://schemas.microsoft.com/office/word/2018/wordml" xmlns:w16du="http://schemas.microsoft.com/office/word/2023/wordml/word16du" xmlns:w16sdtdh="http://schemas.microsoft.com/office/word/2020/wordml/sdtdatahash" xmlns:w16sdtfl="http://schemas.microsoft.com/office/word/2024/wordml/sdtformatlock" xmlns:w16se="http://schemas.microsoft.com/office/word/2015/wordml/symex" xmlns:wpg="http://schemas.microsoft.com/office/word/2010/wordprocessingGroup" xmlns:wpi="http://schemas.microsoft.com/office/word/2010/wordprocessingInk" xmlns:wne="http://schemas.microsoft.com/office/word/2006/wordml" xmlns:wps="http://schemas.microsoft.com/office/word/2010/wordprocessingShape" mc:Ignorable="w14 w15 w16se w16cid w16 w16cex w16sdtdh w16sdtfl w16du wp14">
   <w:body>
     <w:p>
       <w:pPr>
@@ -12,35 +12,10 @@
     </w:p>
     <w:p>
       <w:r>
-        <w:t>Detta dokument behandlar höga naturvärden i avverkningsanmälan A 11734-2026 i Sunne kommun. Denna avverkningsanmälan inkom 2026-03-03 15:34:50 och omfattar 4,4 ha.</w:t>
+        <w:t>Detta dokument behandlar höga naturvärden i avverkningsanmälan A 11734-2026 i Sunne kommun som inkom 2026-03-03 och omfattar 4,4 ha.</w:t>
       </w:r>
-    </w:p>
-    <w:p>
       <w:r>
-        <w:t>Vi begär härmed att Skogsstyrelsen fattar beslut enligt miljöbalken som säkerställer att skogens höga naturvärden bevaras samt säkerställer att EU-lagstiftning efterlevs och att artskyddsbrott förhindras. Vi önskar även ta del av de ställningstaganden och beslut som myndigheterna meddelar till följd av aktuell avverkningsanmälan och föreningens inlaga (se 34 § förvaltningslagen).</w:t>
-      </w:r>
-    </w:p>
-    <w:p>
-      <w:r>
-        <w:t>Nedan beskrivs fynd av naturvårdsarter och fridlysta arter som gjorts i det avverkningsanmälda området. I BILAGA 1 finns artfakta om fridlysta arter.</w:t>
-      </w:r>
-    </w:p>
-    <w:p>
-      <w:pPr>
-        <w:pStyle w:val="Heading1"/>
-      </w:pPr>
-      <w:r>
-        <w:t>Naturvårdsarter</w:t>
-      </w:r>
-    </w:p>
-    <w:p>
-      <w:r>
-        <w:t>I avverkningsanmälan har följande 6 naturvårdsarter hittats: järpe (NT, §4), svartvit taggsvamp (NT), dropptaggsvamp (S), vedticka (S), mattlummer (§9) och revlummer (§9). Av dessa är 2 rödlistade. För rödlistade arter har rödlistekategorin angivits inom parentes. Arter som är signalarter enligt Skogsstyrelsen har markerats med (S). För fridlysta arter anges även paragrafen i Artskyddsförordningen som arten är fridlyst enligt.</w:t>
-      </w:r>
-    </w:p>
-    <w:p>
-      <w:r>
-        <w:t>De påträffade naturvårdsarterna är ett tydligt kvitto på att detta rör sig om en skog med höga naturvärden. I Figur 1 visas en karta över det avverkningsanmälda området, där samtliga fyndplatser för naturvårdsarter som finns registrerade på Artportalen har markerats.</w:t>
+        <w:t xml:space="preserve"> I Figur 1 visas fyndplatser för naturvårdsarter i området, som finns registrerade på Artportalen.</w:t>
       </w:r>
     </w:p>
     <w:p>
@@ -50,7 +25,7 @@
       <w:r>
         <w:drawing>
           <wp:inline xmlns:a="http://schemas.openxmlformats.org/drawingml/2006/main" xmlns:pic="http://schemas.openxmlformats.org/drawingml/2006/picture">
-            <wp:extent cx="5486400" cy="4242021"/>
+            <wp:extent cx="5444763" cy="5688000"/>
             <wp:docPr id="1" name="Picture 1"/>
             <wp:cNvGraphicFramePr>
               <a:graphicFrameLocks noChangeAspect="1"/>
@@ -71,7 +46,7 @@
                   <pic:spPr>
                     <a:xfrm>
                       <a:off x="0" y="0"/>
-                      <a:ext cx="5486400" cy="4242021"/>
+                      <a:ext cx="5444763" cy="5688000"/>
                     </a:xfrm>
                     <a:prstGeom prst="rect"/>
                   </pic:spPr>
@@ -85,60 +60,25 @@
     <w:p>
       <w:pPr>
         <w:pStyle w:val="Caption"/>
+        <w:spacing w:after="240"/>
       </w:pPr>
       <w:r>
-        <w:t>Figur 1. Fyndplatser för naturvårdsarter i det avverkningsanmälda området (röd linje). Markörer utan svart kant är placerade på fyndplatsen. Markörer med svart kant är placerade vid sidan av fyndplatsen och har ett svart streck som visar fyndplatsens exakta position. Kartans mittpunktskoordinat är N 6632982, E 403121 i SWEREF 99 TM.</w:t>
+        <w:t>Figur 1. Fyndplatser för naturvårdsarter i och inom 2 meter från avverkningsanmälan (röd linje). Inom parentes anges rödlistekategorier, S för signalarter, Tför typiska arter och fridlysningsparagrafer i artskyddsförordningen.Markörer utan svart kant är placerade på fyndplatsen. Markörer med svart kant är placerade vid sidan av fyndplatsen och har ett svart streck som visar fyndplatsens exakta position. Kartans mittpunktskoordinat är N 6632982, E 403121 i SWEREF 99 TM.</w:t>
       </w:r>
     </w:p>
     <w:p>
       <w:r>
-        <w:rPr>
-          <w:b/>
-        </w:rPr>
-        <w:t>Dropptaggsvamp (NT)</w:t>
-      </w:r>
-      <w:r>
-        <w:t xml:space="preserve"> bildar mykorrhiza med tall, främst i barrskog med trädkontinuitet, i magra, torra och ljusöppna lavtallskogar och i barrblandskogar med friskmossor och lingon i fältskiktet. Den totala populationen i landet har minskat och bedöms fortsätta minska till följd av slutavverkningar av tallskog. Det är högst oklart om arten långsiktigt kan etablera och reproducera sig i skogsbestånd som brukas med trakthyggesmetoder, markberedning, gödsling eller föryngring med förädlat plantmaterial. Uppfyller kriterierna för att bli rödlistad på grund av ny kunskap som visar att en större andel av populationen än tidigare bedömt är knuten till kontinuitetsbarrskog. Minskningstakten för den svenska populationen bedöms vara nära gränsvärdet för Sårbar (VU). Dropptaggsvamp är typisk art för </w:t>
-      </w:r>
-      <w:r>
-        <w:rPr>
-          <w:i/>
-        </w:rPr>
-        <w:t xml:space="preserve">9010 Taiga </w:t>
-      </w:r>
-      <w:r>
-        <w:t>(SLU Artdatabanken, 2026).</w:t>
+        <w:t>Vi begär härmed att Skogsstyrelsen fattar beslut enligt miljöbalken som säkerställer att skogens höga naturvärden bevaras samt att EU-lagstiftning efterlevs och att artskyddsbrott förhindras.</w:t>
       </w:r>
     </w:p>
     <w:p>
       <w:r>
-        <w:rPr>
-          <w:b/>
-        </w:rPr>
-        <w:t xml:space="preserve">Svartvit taggsvamp (NT) </w:t>
-      </w:r>
-      <w:r>
-        <w:t>bildar mykorrhiza med tall, troligen även med gran. Den växer huvudsakligen i äldre, naturligt uppkommen skog på torr eller frisk mark och förekommer såväl på tallhedar som i mossig barrblandskog. Flera olika former har påträffats vid DNA-undersökningar av europeiskt material och det är oklart hur många former som finns i värd land. Kalavverkning av äldre skog är ett reellt hot, liksom maskinell markberedning och minskad andel självföryngring. Lokaler som fortfarande håller svampen behöver säkerställas (SLU Artdatabanken, 2024; Nitare &amp; Skogsstyrelsen, 2019).</w:t>
+        <w:t>Vi önskar även ta del av de ställningstaganden och beslut som myndigheten meddelar till följd av aktuell avverkningsanmälan och föreningens inlaga (se 34 § förvaltningslagen).</w:t>
       </w:r>
     </w:p>
     <w:p>
       <w:r>
-        <w:rPr>
-          <w:b/>
-        </w:rPr>
-        <w:t xml:space="preserve">Vedticka </w:t>
-      </w:r>
-      <w:r>
-        <w:t xml:space="preserve">är en bra signalart söder om den naturliga norrlandsgränsen. Den är huvudsakligen knuten till äldre barrskogar där det föreligger långvarig kontinuitet av död barrved. Vedticka är typisk art för </w:t>
-      </w:r>
-      <w:r>
-        <w:rPr>
-          <w:i/>
-        </w:rPr>
-        <w:t xml:space="preserve">9010 Taiga </w:t>
-      </w:r>
-      <w:r>
-        <w:t>(Nitare &amp; Skogsstyrelsen, 2019; SLU Artdatabanken, 2025).</w:t>
+        <w:t>Nedan beskrivs fynd av naturvårdsarter och fridlysta arter som gjorts i det avverkningsanmälda området. I BILAGA 1 finns artfakta om fridlysta arter.</w:t>
       </w:r>
     </w:p>
     <w:p>
@@ -146,12 +86,30 @@
         <w:pStyle w:val="Heading1"/>
       </w:pPr>
       <w:r>
+        <w:t>Naturvårdsarter</w:t>
+      </w:r>
+    </w:p>
+    <w:p>
+      <w:r>
+        <w:t>I och inom 2 meter från avverkningsanmälan har följande 8 naturvårdsarter hittats: dropptaggsvamp (NT, T), fjällig taggsvamp s.str. (NT), svartvit taggsvamp (NT), sotriska (S), vedticka (S, T), järpe (T, §4), mattlummer (T, §9) och revlummer (§9). Av dessa är 3 rödlistade. För rödlistade arter har rödlistekategorin angivits inom parentes. Arter som är signalarter enligt Skogsstyrelsen har markerats med (S). Typiska arter inom Natura 2000 som är kopplade till skogsekosystem har markerats med (T). För fridlysta arter anges även paragrafen i Artskyddsförordningen som arten är fridlyst enligt.</w:t>
+      </w:r>
+    </w:p>
+    <w:p>
+      <w:r>
+        <w:t>De påträffade naturvårdsarterna är ett tydligt kvitto på att det rör sig om en skog med höga naturvärden.</w:t>
+      </w:r>
+    </w:p>
+    <w:p>
+      <w:pPr>
+        <w:pStyle w:val="Heading2"/>
+      </w:pPr>
+      <w:r>
         <w:t>Fridlysta arter</w:t>
       </w:r>
     </w:p>
     <w:p>
       <w:r>
-        <w:t>Följande fridlysta arter har sina livsmiljöer och växtplatser i den avverkningsanmälda skogen: järpe (NT, §4), mattlummer (§9) och revlummer (§9).</w:t>
+        <w:t>Följande fridlysta arter har sina livsmiljöer och växtplatser i den avverkningsanmälda skogen: järpe (T, §4), mattlummer (T, §9) och revlummer (§9).</w:t>
       </w:r>
     </w:p>
     <w:p>
@@ -220,6 +178,76 @@
     <w:p>
       <w:r>
         <w:t>I BILAGA 1 finns mer detaljerad information om ekologi samt krav på livsmiljö hos fridlysta arter.</w:t>
+      </w:r>
+    </w:p>
+    <w:p>
+      <w:pPr>
+        <w:pStyle w:val="Heading2"/>
+      </w:pPr>
+      <w:r>
+        <w:t>Övriga naturvårdsarter</w:t>
+      </w:r>
+    </w:p>
+    <w:p>
+      <w:r>
+        <w:rPr>
+          <w:b/>
+        </w:rPr>
+        <w:t>Dropptaggsvamp (NT)</w:t>
+      </w:r>
+      <w:r>
+        <w:t xml:space="preserve"> bildar mykorrhiza med tall, främst i barrskog med trädkontinuitet, i magra, torra och ljusöppna lavtallskogar och i barrblandskogar med friskmossor och lingon i fältskiktet. Den totala populationen i landet har minskat och bedöms fortsätta minska till följd av slutavverkningar av tallskog. Det är högst oklart om arten långsiktigt kan etablera och reproducera sig i skogsbestånd som brukas med trakthyggesmetoder, markberedning, gödsling eller föryngring med förädlat plantmaterial. Uppfyller kriterierna för att bli rödlistad på grund av ny kunskap som visar att en större andel av populationen än tidigare bedömt är knuten till kontinuitetsbarrskog. Minskningstakten för den svenska populationen bedöms vara nära gränsvärdet för Sårbar (VU). Dropptaggsvamp är typisk art för </w:t>
+      </w:r>
+      <w:r>
+        <w:rPr>
+          <w:i/>
+        </w:rPr>
+        <w:t xml:space="preserve">9010 Taiga </w:t>
+      </w:r>
+      <w:r>
+        <w:t>(SLU Artdatabanken, 2026).</w:t>
+      </w:r>
+    </w:p>
+    <w:p>
+      <w:r>
+        <w:rPr>
+          <w:b/>
+        </w:rPr>
+        <w:t>Fjällig taggsvamp s.str. (NT)</w:t>
+      </w:r>
+      <w:r>
+        <w:t xml:space="preserve"> bildar mykorrhiza med gran i granskog och barrblandskog, främst på frisk näringsrik mark i äldre skog med lång trädkontinuitet. Den totala populationen i landet har minskat och bedöms fortsätta minska till följd av avverkning av äldre barrskogar. Minskningstakten för den svenska populationen bedöms vara nära gränsvärdet för sårbar (VU) (SLU Artdatabanken, 2026).</w:t>
+      </w:r>
+    </w:p>
+    <w:p>
+      <w:r>
+        <w:rPr>
+          <w:b/>
+        </w:rPr>
+        <w:t xml:space="preserve">Svartvit taggsvamp (NT) </w:t>
+      </w:r>
+      <w:r>
+        <w:t>bildar mykorrhiza med tall, troligen även med gran. Den växer huvudsakligen i äldre, naturligt uppkommen skog på torr eller frisk mark och förekommer såväl på tallhedar som i mossig barrblandskog. Flera olika former har påträffats vid DNA-undersökningar av europeiskt material och det är oklart hur många former som finns i värd land. Kalavverkning av äldre skog är ett reellt hot, liksom maskinell markberedning och minskad andel självföryngring. Lokaler som fortfarande håller svampen behöver säkerställas (SLU Artdatabanken, 2024; Nitare &amp; Skogsstyrelsen, 2019).</w:t>
+      </w:r>
+    </w:p>
+    <w:p>
+      <w:r>
+        <w:rPr>
+          <w:b/>
+        </w:rPr>
+        <w:t xml:space="preserve">Vedticka </w:t>
+      </w:r>
+      <w:r>
+        <w:t xml:space="preserve">är en bra signalart söder om den naturliga norrlandsgränsen. Den är huvudsakligen knuten till äldre barrskogar där det föreligger långvarig kontinuitet av död barrved. Vedticka är typisk art för </w:t>
+      </w:r>
+      <w:r>
+        <w:rPr>
+          <w:i/>
+        </w:rPr>
+        <w:t xml:space="preserve">9010 Taiga </w:t>
+      </w:r>
+      <w:r>
+        <w:t>(Nitare &amp; Skogsstyrelsen, 2019; SLU Artdatabanken, 2025).</w:t>
       </w:r>
     </w:p>
     <w:p>
@@ -311,7 +339,7 @@
 </file>
 
 <file path=word/endnotes.xml><?xml version="1.0" encoding="utf-8"?>
-<w:endnotes xmlns:wpc="http://schemas.microsoft.com/office/word/2010/wordprocessingCanvas" xmlns:cx="http://schemas.microsoft.com/office/drawing/2014/chartex" xmlns:cx1="http://schemas.microsoft.com/office/drawing/2015/9/8/chartex" xmlns:cx2="http://schemas.microsoft.com/office/drawing/2015/10/21/chartex" xmlns:cx3="http://schemas.microsoft.com/office/drawing/2016/5/9/chartex" xmlns:cx4="http://schemas.microsoft.com/office/drawing/2016/5/10/chartex" xmlns:cx5="http://schemas.microsoft.com/office/drawing/2016/5/11/chartex" xmlns:cx6="http://schemas.microsoft.com/office/drawing/2016/5/12/chartex" xmlns:cx7="http://schemas.microsoft.com/office/drawing/2016/5/13/chartex" xmlns:cx8="http://schemas.microsoft.com/office/drawing/2016/5/14/chartex" xmlns:mc="http://schemas.openxmlformats.org/markup-compatibility/2006" xmlns:aink="http://schemas.microsoft.com/office/drawing/2016/ink" xmlns:am3d="http://schemas.microsoft.com/office/drawing/2017/model3d" xmlns:o="urn:schemas-microsoft-com:office:office" xmlns:oel="http://schemas.microsoft.com/office/2019/extlst" xmlns:r="http://schemas.openxmlformats.org/officeDocument/2006/relationships" xmlns:m="http://schemas.openxmlformats.org/officeDocument/2006/math" xmlns:v="urn:schemas-microsoft-com:vml" xmlns:wp14="http://schemas.microsoft.com/office/word/2010/wordprocessingDrawing" xmlns:wp="http://schemas.openxmlformats.org/drawingml/2006/wordprocessingDrawing" xmlns:w10="urn:schemas-microsoft-com:office:word" xmlns:w="http://schemas.openxmlformats.org/wordprocessingml/2006/main" xmlns:w14="http://schemas.microsoft.com/office/word/2010/wordml" xmlns:w15="http://schemas.microsoft.com/office/word/2012/wordml" xmlns:w16cex="http://schemas.microsoft.com/office/word/2018/wordml/cex" xmlns:w16cid="http://schemas.microsoft.com/office/word/2016/wordml/cid" xmlns:w16="http://schemas.microsoft.com/office/word/2018/wordml" xmlns:w16sdtdh="http://schemas.microsoft.com/office/word/2020/wordml/sdtdatahash" xmlns:w16se="http://schemas.microsoft.com/office/word/2015/wordml/symex" xmlns:wpg="http://schemas.microsoft.com/office/word/2010/wordprocessingGroup" xmlns:wpi="http://schemas.microsoft.com/office/word/2010/wordprocessingInk" xmlns:wne="http://schemas.microsoft.com/office/word/2006/wordml" xmlns:wps="http://schemas.microsoft.com/office/word/2010/wordprocessingShape" mc:Ignorable="w14 w15 w16se w16cid w16 w16cex w16sdtdh wp14">
+<w:endnotes xmlns:wpc="http://schemas.microsoft.com/office/word/2010/wordprocessingCanvas" xmlns:cx="http://schemas.microsoft.com/office/drawing/2014/chartex" xmlns:cx1="http://schemas.microsoft.com/office/drawing/2015/9/8/chartex" xmlns:cx2="http://schemas.microsoft.com/office/drawing/2015/10/21/chartex" xmlns:cx3="http://schemas.microsoft.com/office/drawing/2016/5/9/chartex" xmlns:cx4="http://schemas.microsoft.com/office/drawing/2016/5/10/chartex" xmlns:cx5="http://schemas.microsoft.com/office/drawing/2016/5/11/chartex" xmlns:cx6="http://schemas.microsoft.com/office/drawing/2016/5/12/chartex" xmlns:cx7="http://schemas.microsoft.com/office/drawing/2016/5/13/chartex" xmlns:cx8="http://schemas.microsoft.com/office/drawing/2016/5/14/chartex" xmlns:mc="http://schemas.openxmlformats.org/markup-compatibility/2006" xmlns:aink="http://schemas.microsoft.com/office/drawing/2016/ink" xmlns:am3d="http://schemas.microsoft.com/office/drawing/2017/model3d" xmlns:o="urn:schemas-microsoft-com:office:office" xmlns:oel="http://schemas.microsoft.com/office/2019/extlst" xmlns:r="http://schemas.openxmlformats.org/officeDocument/2006/relationships" xmlns:m="http://schemas.openxmlformats.org/officeDocument/2006/math" xmlns:v="urn:schemas-microsoft-com:vml" xmlns:wp14="http://schemas.microsoft.com/office/word/2010/wordprocessingDrawing" xmlns:wp="http://schemas.openxmlformats.org/drawingml/2006/wordprocessingDrawing" xmlns:w10="urn:schemas-microsoft-com:office:word" xmlns:w="http://schemas.openxmlformats.org/wordprocessingml/2006/main" xmlns:w14="http://schemas.microsoft.com/office/word/2010/wordml" xmlns:w15="http://schemas.microsoft.com/office/word/2012/wordml" xmlns:w16cex="http://schemas.microsoft.com/office/word/2018/wordml/cex" xmlns:w16cid="http://schemas.microsoft.com/office/word/2016/wordml/cid" xmlns:w16="http://schemas.microsoft.com/office/word/2018/wordml" xmlns:w16du="http://schemas.microsoft.com/office/word/2023/wordml/word16du" xmlns:w16sdtdh="http://schemas.microsoft.com/office/word/2020/wordml/sdtdatahash" xmlns:w16sdtfl="http://schemas.microsoft.com/office/word/2024/wordml/sdtformatlock" xmlns:w16se="http://schemas.microsoft.com/office/word/2015/wordml/symex" xmlns:wpg="http://schemas.microsoft.com/office/word/2010/wordprocessingGroup" xmlns:wpi="http://schemas.microsoft.com/office/word/2010/wordprocessingInk" xmlns:wne="http://schemas.microsoft.com/office/word/2006/wordml" xmlns:wps="http://schemas.microsoft.com/office/word/2010/wordprocessingShape" mc:Ignorable="w14 w15 w16se w16cid w16 w16cex w16sdtdh w16sdtfl w16du wp14">
   <w:endnote w:type="separator" w:id="-1">
     <w:p>
       <w:pPr>
@@ -336,7 +364,7 @@
 </file>
 
 <file path=word/footer1.xml><?xml version="1.0" encoding="utf-8"?>
-<w:ftr xmlns:wpc="http://schemas.microsoft.com/office/word/2010/wordprocessingCanvas" xmlns:cx="http://schemas.microsoft.com/office/drawing/2014/chartex" xmlns:cx1="http://schemas.microsoft.com/office/drawing/2015/9/8/chartex" xmlns:cx2="http://schemas.microsoft.com/office/drawing/2015/10/21/chartex" xmlns:cx3="http://schemas.microsoft.com/office/drawing/2016/5/9/chartex" xmlns:cx4="http://schemas.microsoft.com/office/drawing/2016/5/10/chartex" xmlns:cx5="http://schemas.microsoft.com/office/drawing/2016/5/11/chartex" xmlns:cx6="http://schemas.microsoft.com/office/drawing/2016/5/12/chartex" xmlns:cx7="http://schemas.microsoft.com/office/drawing/2016/5/13/chartex" xmlns:cx8="http://schemas.microsoft.com/office/drawing/2016/5/14/chartex" xmlns:mc="http://schemas.openxmlformats.org/markup-compatibility/2006" xmlns:aink="http://schemas.microsoft.com/office/drawing/2016/ink" xmlns:am3d="http://schemas.microsoft.com/office/drawing/2017/model3d" xmlns:o="urn:schemas-microsoft-com:office:office" xmlns:oel="http://schemas.microsoft.com/office/2019/extlst" xmlns:r="http://schemas.openxmlformats.org/officeDocument/2006/relationships" xmlns:m="http://schemas.openxmlformats.org/officeDocument/2006/math" xmlns:v="urn:schemas-microsoft-com:vml" xmlns:wp14="http://schemas.microsoft.com/office/word/2010/wordprocessingDrawing" xmlns:wp="http://schemas.openxmlformats.org/drawingml/2006/wordprocessingDrawing" xmlns:w10="urn:schemas-microsoft-com:office:word" xmlns:w="http://schemas.openxmlformats.org/wordprocessingml/2006/main" xmlns:w14="http://schemas.microsoft.com/office/word/2010/wordml" xmlns:w15="http://schemas.microsoft.com/office/word/2012/wordml" xmlns:w16cex="http://schemas.microsoft.com/office/word/2018/wordml/cex" xmlns:w16cid="http://schemas.microsoft.com/office/word/2016/wordml/cid" xmlns:w16="http://schemas.microsoft.com/office/word/2018/wordml" xmlns:w16sdtdh="http://schemas.microsoft.com/office/word/2020/wordml/sdtdatahash" xmlns:w16se="http://schemas.microsoft.com/office/word/2015/wordml/symex" xmlns:wpg="http://schemas.microsoft.com/office/word/2010/wordprocessingGroup" xmlns:wpi="http://schemas.microsoft.com/office/word/2010/wordprocessingInk" xmlns:wne="http://schemas.microsoft.com/office/word/2006/wordml" xmlns:wps="http://schemas.microsoft.com/office/word/2010/wordprocessingShape" mc:Ignorable="w14 w15 w16se w16cid w16 w16cex w16sdtdh wp14">
+<w:ftr xmlns:wpc="http://schemas.microsoft.com/office/word/2010/wordprocessingCanvas" xmlns:cx="http://schemas.microsoft.com/office/drawing/2014/chartex" xmlns:cx1="http://schemas.microsoft.com/office/drawing/2015/9/8/chartex" xmlns:cx2="http://schemas.microsoft.com/office/drawing/2015/10/21/chartex" xmlns:cx3="http://schemas.microsoft.com/office/drawing/2016/5/9/chartex" xmlns:cx4="http://schemas.microsoft.com/office/drawing/2016/5/10/chartex" xmlns:cx5="http://schemas.microsoft.com/office/drawing/2016/5/11/chartex" xmlns:cx6="http://schemas.microsoft.com/office/drawing/2016/5/12/chartex" xmlns:cx7="http://schemas.microsoft.com/office/drawing/2016/5/13/chartex" xmlns:cx8="http://schemas.microsoft.com/office/drawing/2016/5/14/chartex" xmlns:mc="http://schemas.openxmlformats.org/markup-compatibility/2006" xmlns:aink="http://schemas.microsoft.com/office/drawing/2016/ink" xmlns:am3d="http://schemas.microsoft.com/office/drawing/2017/model3d" xmlns:o="urn:schemas-microsoft-com:office:office" xmlns:oel="http://schemas.microsoft.com/office/2019/extlst" xmlns:r="http://schemas.openxmlformats.org/officeDocument/2006/relationships" xmlns:m="http://schemas.openxmlformats.org/officeDocument/2006/math" xmlns:v="urn:schemas-microsoft-com:vml" xmlns:wp14="http://schemas.microsoft.com/office/word/2010/wordprocessingDrawing" xmlns:wp="http://schemas.openxmlformats.org/drawingml/2006/wordprocessingDrawing" xmlns:w10="urn:schemas-microsoft-com:office:word" xmlns:w="http://schemas.openxmlformats.org/wordprocessingml/2006/main" xmlns:w14="http://schemas.microsoft.com/office/word/2010/wordml" xmlns:w15="http://schemas.microsoft.com/office/word/2012/wordml" xmlns:w16cex="http://schemas.microsoft.com/office/word/2018/wordml/cex" xmlns:w16cid="http://schemas.microsoft.com/office/word/2016/wordml/cid" xmlns:w16="http://schemas.microsoft.com/office/word/2018/wordml" xmlns:w16du="http://schemas.microsoft.com/office/word/2023/wordml/word16du" xmlns:w16sdtdh="http://schemas.microsoft.com/office/word/2020/wordml/sdtdatahash" xmlns:w16sdtfl="http://schemas.microsoft.com/office/word/2024/wordml/sdtformatlock" xmlns:w16se="http://schemas.microsoft.com/office/word/2015/wordml/symex" xmlns:wpg="http://schemas.microsoft.com/office/word/2010/wordprocessingGroup" xmlns:wpi="http://schemas.microsoft.com/office/word/2010/wordprocessingInk" xmlns:wne="http://schemas.microsoft.com/office/word/2006/wordml" xmlns:wps="http://schemas.microsoft.com/office/word/2010/wordprocessingShape" mc:Ignorable="w14 w15 w16se w16cid w16 w16cex w16sdtdh w16sdtfl w16du wp14">
   <w:p>
     <w:pPr>
       <w:pStyle w:val="Footer"/>
@@ -346,7 +374,7 @@
 </file>
 
 <file path=word/footer2.xml><?xml version="1.0" encoding="utf-8"?>
-<w:ftr xmlns:wpc="http://schemas.microsoft.com/office/word/2010/wordprocessingCanvas" xmlns:cx="http://schemas.microsoft.com/office/drawing/2014/chartex" xmlns:cx1="http://schemas.microsoft.com/office/drawing/2015/9/8/chartex" xmlns:cx2="http://schemas.microsoft.com/office/drawing/2015/10/21/chartex" xmlns:cx3="http://schemas.microsoft.com/office/drawing/2016/5/9/chartex" xmlns:cx4="http://schemas.microsoft.com/office/drawing/2016/5/10/chartex" xmlns:cx5="http://schemas.microsoft.com/office/drawing/2016/5/11/chartex" xmlns:cx6="http://schemas.microsoft.com/office/drawing/2016/5/12/chartex" xmlns:cx7="http://schemas.microsoft.com/office/drawing/2016/5/13/chartex" xmlns:cx8="http://schemas.microsoft.com/office/drawing/2016/5/14/chartex" xmlns:mc="http://schemas.openxmlformats.org/markup-compatibility/2006" xmlns:aink="http://schemas.microsoft.com/office/drawing/2016/ink" xmlns:am3d="http://schemas.microsoft.com/office/drawing/2017/model3d" xmlns:o="urn:schemas-microsoft-com:office:office" xmlns:oel="http://schemas.microsoft.com/office/2019/extlst" xmlns:r="http://schemas.openxmlformats.org/officeDocument/2006/relationships" xmlns:m="http://schemas.openxmlformats.org/officeDocument/2006/math" xmlns:v="urn:schemas-microsoft-com:vml" xmlns:wp14="http://schemas.microsoft.com/office/word/2010/wordprocessingDrawing" xmlns:wp="http://schemas.openxmlformats.org/drawingml/2006/wordprocessingDrawing" xmlns:w10="urn:schemas-microsoft-com:office:word" xmlns:w="http://schemas.openxmlformats.org/wordprocessingml/2006/main" xmlns:w14="http://schemas.microsoft.com/office/word/2010/wordml" xmlns:w15="http://schemas.microsoft.com/office/word/2012/wordml" xmlns:w16cex="http://schemas.microsoft.com/office/word/2018/wordml/cex" xmlns:w16cid="http://schemas.microsoft.com/office/word/2016/wordml/cid" xmlns:w16="http://schemas.microsoft.com/office/word/2018/wordml" xmlns:w16sdtdh="http://schemas.microsoft.com/office/word/2020/wordml/sdtdatahash" xmlns:w16se="http://schemas.microsoft.com/office/word/2015/wordml/symex" xmlns:wpg="http://schemas.microsoft.com/office/word/2010/wordprocessingGroup" xmlns:wpi="http://schemas.microsoft.com/office/word/2010/wordprocessingInk" xmlns:wne="http://schemas.microsoft.com/office/word/2006/wordml" xmlns:wps="http://schemas.microsoft.com/office/word/2010/wordprocessingShape" mc:Ignorable="w14 w15 w16se w16cid w16 w16cex w16sdtdh wp14">
+<w:ftr xmlns:wpc="http://schemas.microsoft.com/office/word/2010/wordprocessingCanvas" xmlns:cx="http://schemas.microsoft.com/office/drawing/2014/chartex" xmlns:cx1="http://schemas.microsoft.com/office/drawing/2015/9/8/chartex" xmlns:cx2="http://schemas.microsoft.com/office/drawing/2015/10/21/chartex" xmlns:cx3="http://schemas.microsoft.com/office/drawing/2016/5/9/chartex" xmlns:cx4="http://schemas.microsoft.com/office/drawing/2016/5/10/chartex" xmlns:cx5="http://schemas.microsoft.com/office/drawing/2016/5/11/chartex" xmlns:cx6="http://schemas.microsoft.com/office/drawing/2016/5/12/chartex" xmlns:cx7="http://schemas.microsoft.com/office/drawing/2016/5/13/chartex" xmlns:cx8="http://schemas.microsoft.com/office/drawing/2016/5/14/chartex" xmlns:mc="http://schemas.openxmlformats.org/markup-compatibility/2006" xmlns:aink="http://schemas.microsoft.com/office/drawing/2016/ink" xmlns:am3d="http://schemas.microsoft.com/office/drawing/2017/model3d" xmlns:o="urn:schemas-microsoft-com:office:office" xmlns:oel="http://schemas.microsoft.com/office/2019/extlst" xmlns:r="http://schemas.openxmlformats.org/officeDocument/2006/relationships" xmlns:m="http://schemas.openxmlformats.org/officeDocument/2006/math" xmlns:v="urn:schemas-microsoft-com:vml" xmlns:wp14="http://schemas.microsoft.com/office/word/2010/wordprocessingDrawing" xmlns:wp="http://schemas.openxmlformats.org/drawingml/2006/wordprocessingDrawing" xmlns:w10="urn:schemas-microsoft-com:office:word" xmlns:w="http://schemas.openxmlformats.org/wordprocessingml/2006/main" xmlns:w14="http://schemas.microsoft.com/office/word/2010/wordml" xmlns:w15="http://schemas.microsoft.com/office/word/2012/wordml" xmlns:w16cex="http://schemas.microsoft.com/office/word/2018/wordml/cex" xmlns:w16cid="http://schemas.microsoft.com/office/word/2016/wordml/cid" xmlns:w16="http://schemas.microsoft.com/office/word/2018/wordml" xmlns:w16du="http://schemas.microsoft.com/office/word/2023/wordml/word16du" xmlns:w16sdtdh="http://schemas.microsoft.com/office/word/2020/wordml/sdtdatahash" xmlns:w16sdtfl="http://schemas.microsoft.com/office/word/2024/wordml/sdtformatlock" xmlns:w16se="http://schemas.microsoft.com/office/word/2015/wordml/symex" xmlns:wpg="http://schemas.microsoft.com/office/word/2010/wordprocessingGroup" xmlns:wpi="http://schemas.microsoft.com/office/word/2010/wordprocessingInk" xmlns:wne="http://schemas.microsoft.com/office/word/2006/wordml" xmlns:wps="http://schemas.microsoft.com/office/word/2010/wordprocessingShape" mc:Ignorable="w14 w15 w16se w16cid w16 w16cex w16sdtdh w16sdtfl w16du wp14">
   <w:p>
     <w:pPr>
       <w:pStyle w:val="Footer"/>
@@ -356,7 +384,7 @@
 </file>
 
 <file path=word/footer3.xml><?xml version="1.0" encoding="utf-8"?>
-<w:ftr xmlns:wpc="http://schemas.microsoft.com/office/word/2010/wordprocessingCanvas" xmlns:cx="http://schemas.microsoft.com/office/drawing/2014/chartex" xmlns:cx1="http://schemas.microsoft.com/office/drawing/2015/9/8/chartex" xmlns:cx2="http://schemas.microsoft.com/office/drawing/2015/10/21/chartex" xmlns:cx3="http://schemas.microsoft.com/office/drawing/2016/5/9/chartex" xmlns:cx4="http://schemas.microsoft.com/office/drawing/2016/5/10/chartex" xmlns:cx5="http://schemas.microsoft.com/office/drawing/2016/5/11/chartex" xmlns:cx6="http://schemas.microsoft.com/office/drawing/2016/5/12/chartex" xmlns:cx7="http://schemas.microsoft.com/office/drawing/2016/5/13/chartex" xmlns:cx8="http://schemas.microsoft.com/office/drawing/2016/5/14/chartex" xmlns:mc="http://schemas.openxmlformats.org/markup-compatibility/2006" xmlns:aink="http://schemas.microsoft.com/office/drawing/2016/ink" xmlns:am3d="http://schemas.microsoft.com/office/drawing/2017/model3d" xmlns:o="urn:schemas-microsoft-com:office:office" xmlns:oel="http://schemas.microsoft.com/office/2019/extlst" xmlns:r="http://schemas.openxmlformats.org/officeDocument/2006/relationships" xmlns:m="http://schemas.openxmlformats.org/officeDocument/2006/math" xmlns:v="urn:schemas-microsoft-com:vml" xmlns:wp14="http://schemas.microsoft.com/office/word/2010/wordprocessingDrawing" xmlns:wp="http://schemas.openxmlformats.org/drawingml/2006/wordprocessingDrawing" xmlns:w10="urn:schemas-microsoft-com:office:word" xmlns:w="http://schemas.openxmlformats.org/wordprocessingml/2006/main" xmlns:w14="http://schemas.microsoft.com/office/word/2010/wordml" xmlns:w15="http://schemas.microsoft.com/office/word/2012/wordml" xmlns:w16cex="http://schemas.microsoft.com/office/word/2018/wordml/cex" xmlns:w16cid="http://schemas.microsoft.com/office/word/2016/wordml/cid" xmlns:w16="http://schemas.microsoft.com/office/word/2018/wordml" xmlns:w16sdtdh="http://schemas.microsoft.com/office/word/2020/wordml/sdtdatahash" xmlns:w16se="http://schemas.microsoft.com/office/word/2015/wordml/symex" xmlns:wpg="http://schemas.microsoft.com/office/word/2010/wordprocessingGroup" xmlns:wpi="http://schemas.microsoft.com/office/word/2010/wordprocessingInk" xmlns:wne="http://schemas.microsoft.com/office/word/2006/wordml" xmlns:wps="http://schemas.microsoft.com/office/word/2010/wordprocessingShape" mc:Ignorable="w14 w15 w16se w16cid w16 w16cex w16sdtdh wp14">
+<w:ftr xmlns:wpc="http://schemas.microsoft.com/office/word/2010/wordprocessingCanvas" xmlns:cx="http://schemas.microsoft.com/office/drawing/2014/chartex" xmlns:cx1="http://schemas.microsoft.com/office/drawing/2015/9/8/chartex" xmlns:cx2="http://schemas.microsoft.com/office/drawing/2015/10/21/chartex" xmlns:cx3="http://schemas.microsoft.com/office/drawing/2016/5/9/chartex" xmlns:cx4="http://schemas.microsoft.com/office/drawing/2016/5/10/chartex" xmlns:cx5="http://schemas.microsoft.com/office/drawing/2016/5/11/chartex" xmlns:cx6="http://schemas.microsoft.com/office/drawing/2016/5/12/chartex" xmlns:cx7="http://schemas.microsoft.com/office/drawing/2016/5/13/chartex" xmlns:cx8="http://schemas.microsoft.com/office/drawing/2016/5/14/chartex" xmlns:mc="http://schemas.openxmlformats.org/markup-compatibility/2006" xmlns:aink="http://schemas.microsoft.com/office/drawing/2016/ink" xmlns:am3d="http://schemas.microsoft.com/office/drawing/2017/model3d" xmlns:o="urn:schemas-microsoft-com:office:office" xmlns:oel="http://schemas.microsoft.com/office/2019/extlst" xmlns:r="http://schemas.openxmlformats.org/officeDocument/2006/relationships" xmlns:m="http://schemas.openxmlformats.org/officeDocument/2006/math" xmlns:v="urn:schemas-microsoft-com:vml" xmlns:wp14="http://schemas.microsoft.com/office/word/2010/wordprocessingDrawing" xmlns:wp="http://schemas.openxmlformats.org/drawingml/2006/wordprocessingDrawing" xmlns:w10="urn:schemas-microsoft-com:office:word" xmlns:w="http://schemas.openxmlformats.org/wordprocessingml/2006/main" xmlns:w14="http://schemas.microsoft.com/office/word/2010/wordml" xmlns:w15="http://schemas.microsoft.com/office/word/2012/wordml" xmlns:w16cex="http://schemas.microsoft.com/office/word/2018/wordml/cex" xmlns:w16cid="http://schemas.microsoft.com/office/word/2016/wordml/cid" xmlns:w16="http://schemas.microsoft.com/office/word/2018/wordml" xmlns:w16du="http://schemas.microsoft.com/office/word/2023/wordml/word16du" xmlns:w16sdtdh="http://schemas.microsoft.com/office/word/2020/wordml/sdtdatahash" xmlns:w16sdtfl="http://schemas.microsoft.com/office/word/2024/wordml/sdtformatlock" xmlns:w16se="http://schemas.microsoft.com/office/word/2015/wordml/symex" xmlns:wpg="http://schemas.microsoft.com/office/word/2010/wordprocessingGroup" xmlns:wpi="http://schemas.microsoft.com/office/word/2010/wordprocessingInk" xmlns:wne="http://schemas.microsoft.com/office/word/2006/wordml" xmlns:wps="http://schemas.microsoft.com/office/word/2010/wordprocessingShape" mc:Ignorable="w14 w15 w16se w16cid w16 w16cex w16sdtdh w16sdtfl w16du wp14">
   <w:p>
     <w:pPr>
       <w:pStyle w:val="Footer"/>
@@ -366,7 +394,7 @@
 </file>
 
 <file path=word/footnotes.xml><?xml version="1.0" encoding="utf-8"?>
-<w:footnotes xmlns:wpc="http://schemas.microsoft.com/office/word/2010/wordprocessingCanvas" xmlns:cx="http://schemas.microsoft.com/office/drawing/2014/chartex" xmlns:cx1="http://schemas.microsoft.com/office/drawing/2015/9/8/chartex" xmlns:cx2="http://schemas.microsoft.com/office/drawing/2015/10/21/chartex" xmlns:cx3="http://schemas.microsoft.com/office/drawing/2016/5/9/chartex" xmlns:cx4="http://schemas.microsoft.com/office/drawing/2016/5/10/chartex" xmlns:cx5="http://schemas.microsoft.com/office/drawing/2016/5/11/chartex" xmlns:cx6="http://schemas.microsoft.com/office/drawing/2016/5/12/chartex" xmlns:cx7="http://schemas.microsoft.com/office/drawing/2016/5/13/chartex" xmlns:cx8="http://schemas.microsoft.com/office/drawing/2016/5/14/chartex" xmlns:mc="http://schemas.openxmlformats.org/markup-compatibility/2006" xmlns:aink="http://schemas.microsoft.com/office/drawing/2016/ink" xmlns:am3d="http://schemas.microsoft.com/office/drawing/2017/model3d" xmlns:o="urn:schemas-microsoft-com:office:office" xmlns:oel="http://schemas.microsoft.com/office/2019/extlst" xmlns:r="http://schemas.openxmlformats.org/officeDocument/2006/relationships" xmlns:m="http://schemas.openxmlformats.org/officeDocument/2006/math" xmlns:v="urn:schemas-microsoft-com:vml" xmlns:wp14="http://schemas.microsoft.com/office/word/2010/wordprocessingDrawing" xmlns:wp="http://schemas.openxmlformats.org/drawingml/2006/wordprocessingDrawing" xmlns:w10="urn:schemas-microsoft-com:office:word" xmlns:w="http://schemas.openxmlformats.org/wordprocessingml/2006/main" xmlns:w14="http://schemas.microsoft.com/office/word/2010/wordml" xmlns:w15="http://schemas.microsoft.com/office/word/2012/wordml" xmlns:w16cex="http://schemas.microsoft.com/office/word/2018/wordml/cex" xmlns:w16cid="http://schemas.microsoft.com/office/word/2016/wordml/cid" xmlns:w16="http://schemas.microsoft.com/office/word/2018/wordml" xmlns:w16sdtdh="http://schemas.microsoft.com/office/word/2020/wordml/sdtdatahash" xmlns:w16se="http://schemas.microsoft.com/office/word/2015/wordml/symex" xmlns:wpg="http://schemas.microsoft.com/office/word/2010/wordprocessingGroup" xmlns:wpi="http://schemas.microsoft.com/office/word/2010/wordprocessingInk" xmlns:wne="http://schemas.microsoft.com/office/word/2006/wordml" xmlns:wps="http://schemas.microsoft.com/office/word/2010/wordprocessingShape" mc:Ignorable="w14 w15 w16se w16cid w16 w16cex w16sdtdh wp14">
+<w:footnotes xmlns:wpc="http://schemas.microsoft.com/office/word/2010/wordprocessingCanvas" xmlns:cx="http://schemas.microsoft.com/office/drawing/2014/chartex" xmlns:cx1="http://schemas.microsoft.com/office/drawing/2015/9/8/chartex" xmlns:cx2="http://schemas.microsoft.com/office/drawing/2015/10/21/chartex" xmlns:cx3="http://schemas.microsoft.com/office/drawing/2016/5/9/chartex" xmlns:cx4="http://schemas.microsoft.com/office/drawing/2016/5/10/chartex" xmlns:cx5="http://schemas.microsoft.com/office/drawing/2016/5/11/chartex" xmlns:cx6="http://schemas.microsoft.com/office/drawing/2016/5/12/chartex" xmlns:cx7="http://schemas.microsoft.com/office/drawing/2016/5/13/chartex" xmlns:cx8="http://schemas.microsoft.com/office/drawing/2016/5/14/chartex" xmlns:mc="http://schemas.openxmlformats.org/markup-compatibility/2006" xmlns:aink="http://schemas.microsoft.com/office/drawing/2016/ink" xmlns:am3d="http://schemas.microsoft.com/office/drawing/2017/model3d" xmlns:o="urn:schemas-microsoft-com:office:office" xmlns:oel="http://schemas.microsoft.com/office/2019/extlst" xmlns:r="http://schemas.openxmlformats.org/officeDocument/2006/relationships" xmlns:m="http://schemas.openxmlformats.org/officeDocument/2006/math" xmlns:v="urn:schemas-microsoft-com:vml" xmlns:wp14="http://schemas.microsoft.com/office/word/2010/wordprocessingDrawing" xmlns:wp="http://schemas.openxmlformats.org/drawingml/2006/wordprocessingDrawing" xmlns:w10="urn:schemas-microsoft-com:office:word" xmlns:w="http://schemas.openxmlformats.org/wordprocessingml/2006/main" xmlns:w14="http://schemas.microsoft.com/office/word/2010/wordml" xmlns:w15="http://schemas.microsoft.com/office/word/2012/wordml" xmlns:w16cex="http://schemas.microsoft.com/office/word/2018/wordml/cex" xmlns:w16cid="http://schemas.microsoft.com/office/word/2016/wordml/cid" xmlns:w16="http://schemas.microsoft.com/office/word/2018/wordml" xmlns:w16du="http://schemas.microsoft.com/office/word/2023/wordml/word16du" xmlns:w16sdtdh="http://schemas.microsoft.com/office/word/2020/wordml/sdtdatahash" xmlns:w16sdtfl="http://schemas.microsoft.com/office/word/2024/wordml/sdtformatlock" xmlns:w16se="http://schemas.microsoft.com/office/word/2015/wordml/symex" xmlns:wpg="http://schemas.microsoft.com/office/word/2010/wordprocessingGroup" xmlns:wpi="http://schemas.microsoft.com/office/word/2010/wordprocessingInk" xmlns:wne="http://schemas.microsoft.com/office/word/2006/wordml" xmlns:wps="http://schemas.microsoft.com/office/word/2010/wordprocessingShape" mc:Ignorable="w14 w15 w16se w16cid w16 w16cex w16sdtdh w16sdtfl w16du wp14">
   <w:footnote w:type="separator" w:id="-1">
     <w:p>
       <w:pPr>
@@ -391,7 +419,7 @@
 </file>
 
 <file path=word/header1.xml><?xml version="1.0" encoding="utf-8"?>
-<w:hdr xmlns:wpc="http://schemas.microsoft.com/office/word/2010/wordprocessingCanvas" xmlns:cx="http://schemas.microsoft.com/office/drawing/2014/chartex" xmlns:cx1="http://schemas.microsoft.com/office/drawing/2015/9/8/chartex" xmlns:cx2="http://schemas.microsoft.com/office/drawing/2015/10/21/chartex" xmlns:cx3="http://schemas.microsoft.com/office/drawing/2016/5/9/chartex" xmlns:cx4="http://schemas.microsoft.com/office/drawing/2016/5/10/chartex" xmlns:cx5="http://schemas.microsoft.com/office/drawing/2016/5/11/chartex" xmlns:cx6="http://schemas.microsoft.com/office/drawing/2016/5/12/chartex" xmlns:cx7="http://schemas.microsoft.com/office/drawing/2016/5/13/chartex" xmlns:cx8="http://schemas.microsoft.com/office/drawing/2016/5/14/chartex" xmlns:mc="http://schemas.openxmlformats.org/markup-compatibility/2006" xmlns:aink="http://schemas.microsoft.com/office/drawing/2016/ink" xmlns:am3d="http://schemas.microsoft.com/office/drawing/2017/model3d" xmlns:o="urn:schemas-microsoft-com:office:office" xmlns:oel="http://schemas.microsoft.com/office/2019/extlst" xmlns:r="http://schemas.openxmlformats.org/officeDocument/2006/relationships" xmlns:m="http://schemas.openxmlformats.org/officeDocument/2006/math" xmlns:v="urn:schemas-microsoft-com:vml" xmlns:wp14="http://schemas.microsoft.com/office/word/2010/wordprocessingDrawing" xmlns:wp="http://schemas.openxmlformats.org/drawingml/2006/wordprocessingDrawing" xmlns:w10="urn:schemas-microsoft-com:office:word" xmlns:w="http://schemas.openxmlformats.org/wordprocessingml/2006/main" xmlns:w14="http://schemas.microsoft.com/office/word/2010/wordml" xmlns:w15="http://schemas.microsoft.com/office/word/2012/wordml" xmlns:w16cex="http://schemas.microsoft.com/office/word/2018/wordml/cex" xmlns:w16cid="http://schemas.microsoft.com/office/word/2016/wordml/cid" xmlns:w16="http://schemas.microsoft.com/office/word/2018/wordml" xmlns:w16sdtdh="http://schemas.microsoft.com/office/word/2020/wordml/sdtdatahash" xmlns:w16se="http://schemas.microsoft.com/office/word/2015/wordml/symex" xmlns:wpg="http://schemas.microsoft.com/office/word/2010/wordprocessingGroup" xmlns:wpi="http://schemas.microsoft.com/office/word/2010/wordprocessingInk" xmlns:wne="http://schemas.microsoft.com/office/word/2006/wordml" xmlns:wps="http://schemas.microsoft.com/office/word/2010/wordprocessingShape" mc:Ignorable="w14 w15 w16se w16cid w16 w16cex w16sdtdh wp14">
+<w:hdr xmlns:wpc="http://schemas.microsoft.com/office/word/2010/wordprocessingCanvas" xmlns:cx="http://schemas.microsoft.com/office/drawing/2014/chartex" xmlns:cx1="http://schemas.microsoft.com/office/drawing/2015/9/8/chartex" xmlns:cx2="http://schemas.microsoft.com/office/drawing/2015/10/21/chartex" xmlns:cx3="http://schemas.microsoft.com/office/drawing/2016/5/9/chartex" xmlns:cx4="http://schemas.microsoft.com/office/drawing/2016/5/10/chartex" xmlns:cx5="http://schemas.microsoft.com/office/drawing/2016/5/11/chartex" xmlns:cx6="http://schemas.microsoft.com/office/drawing/2016/5/12/chartex" xmlns:cx7="http://schemas.microsoft.com/office/drawing/2016/5/13/chartex" xmlns:cx8="http://schemas.microsoft.com/office/drawing/2016/5/14/chartex" xmlns:mc="http://schemas.openxmlformats.org/markup-compatibility/2006" xmlns:aink="http://schemas.microsoft.com/office/drawing/2016/ink" xmlns:am3d="http://schemas.microsoft.com/office/drawing/2017/model3d" xmlns:o="urn:schemas-microsoft-com:office:office" xmlns:oel="http://schemas.microsoft.com/office/2019/extlst" xmlns:r="http://schemas.openxmlformats.org/officeDocument/2006/relationships" xmlns:m="http://schemas.openxmlformats.org/officeDocument/2006/math" xmlns:v="urn:schemas-microsoft-com:vml" xmlns:wp14="http://schemas.microsoft.com/office/word/2010/wordprocessingDrawing" xmlns:wp="http://schemas.openxmlformats.org/drawingml/2006/wordprocessingDrawing" xmlns:w10="urn:schemas-microsoft-com:office:word" xmlns:w="http://schemas.openxmlformats.org/wordprocessingml/2006/main" xmlns:w14="http://schemas.microsoft.com/office/word/2010/wordml" xmlns:w15="http://schemas.microsoft.com/office/word/2012/wordml" xmlns:w16cex="http://schemas.microsoft.com/office/word/2018/wordml/cex" xmlns:w16cid="http://schemas.microsoft.com/office/word/2016/wordml/cid" xmlns:w16="http://schemas.microsoft.com/office/word/2018/wordml" xmlns:w16du="http://schemas.microsoft.com/office/word/2023/wordml/word16du" xmlns:w16sdtdh="http://schemas.microsoft.com/office/word/2020/wordml/sdtdatahash" xmlns:w16sdtfl="http://schemas.microsoft.com/office/word/2024/wordml/sdtformatlock" xmlns:w16se="http://schemas.microsoft.com/office/word/2015/wordml/symex" xmlns:wpg="http://schemas.microsoft.com/office/word/2010/wordprocessingGroup" xmlns:wpi="http://schemas.microsoft.com/office/word/2010/wordprocessingInk" xmlns:wne="http://schemas.microsoft.com/office/word/2006/wordml" xmlns:wps="http://schemas.microsoft.com/office/word/2010/wordprocessingShape" mc:Ignorable="w14 w15 w16se w16cid w16 w16cex w16sdtdh w16sdtfl w16du wp14">
   <w:p>
     <w:pPr>
       <w:pStyle w:val="Header"/>
@@ -401,7 +429,7 @@
 </file>
 
 <file path=word/header2.xml><?xml version="1.0" encoding="utf-8"?>
-<w:hdr xmlns:wpc="http://schemas.microsoft.com/office/word/2010/wordprocessingCanvas" xmlns:cx="http://schemas.microsoft.com/office/drawing/2014/chartex" xmlns:cx1="http://schemas.microsoft.com/office/drawing/2015/9/8/chartex" xmlns:cx2="http://schemas.microsoft.com/office/drawing/2015/10/21/chartex" xmlns:cx3="http://schemas.microsoft.com/office/drawing/2016/5/9/chartex" xmlns:cx4="http://schemas.microsoft.com/office/drawing/2016/5/10/chartex" xmlns:cx5="http://schemas.microsoft.com/office/drawing/2016/5/11/chartex" xmlns:cx6="http://schemas.microsoft.com/office/drawing/2016/5/12/chartex" xmlns:cx7="http://schemas.microsoft.com/office/drawing/2016/5/13/chartex" xmlns:cx8="http://schemas.microsoft.com/office/drawing/2016/5/14/chartex" xmlns:mc="http://schemas.openxmlformats.org/markup-compatibility/2006" xmlns:aink="http://schemas.microsoft.com/office/drawing/2016/ink" xmlns:am3d="http://schemas.microsoft.com/office/drawing/2017/model3d" xmlns:o="urn:schemas-microsoft-com:office:office" xmlns:oel="http://schemas.microsoft.com/office/2019/extlst" xmlns:r="http://schemas.openxmlformats.org/officeDocument/2006/relationships" xmlns:m="http://schemas.openxmlformats.org/officeDocument/2006/math" xmlns:v="urn:schemas-microsoft-com:vml" xmlns:wp14="http://schemas.microsoft.com/office/word/2010/wordprocessingDrawing" xmlns:wp="http://schemas.openxmlformats.org/drawingml/2006/wordprocessingDrawing" xmlns:w10="urn:schemas-microsoft-com:office:word" xmlns:w="http://schemas.openxmlformats.org/wordprocessingml/2006/main" xmlns:w14="http://schemas.microsoft.com/office/word/2010/wordml" xmlns:w15="http://schemas.microsoft.com/office/word/2012/wordml" xmlns:w16cex="http://schemas.microsoft.com/office/word/2018/wordml/cex" xmlns:w16cid="http://schemas.microsoft.com/office/word/2016/wordml/cid" xmlns:w16="http://schemas.microsoft.com/office/word/2018/wordml" xmlns:w16sdtdh="http://schemas.microsoft.com/office/word/2020/wordml/sdtdatahash" xmlns:w16se="http://schemas.microsoft.com/office/word/2015/wordml/symex" xmlns:wpg="http://schemas.microsoft.com/office/word/2010/wordprocessingGroup" xmlns:wpi="http://schemas.microsoft.com/office/word/2010/wordprocessingInk" xmlns:wne="http://schemas.microsoft.com/office/word/2006/wordml" xmlns:wps="http://schemas.microsoft.com/office/word/2010/wordprocessingShape" mc:Ignorable="w14 w15 w16se w16cid w16 w16cex w16sdtdh wp14">
+<w:hdr xmlns:wpc="http://schemas.microsoft.com/office/word/2010/wordprocessingCanvas" xmlns:cx="http://schemas.microsoft.com/office/drawing/2014/chartex" xmlns:cx1="http://schemas.microsoft.com/office/drawing/2015/9/8/chartex" xmlns:cx2="http://schemas.microsoft.com/office/drawing/2015/10/21/chartex" xmlns:cx3="http://schemas.microsoft.com/office/drawing/2016/5/9/chartex" xmlns:cx4="http://schemas.microsoft.com/office/drawing/2016/5/10/chartex" xmlns:cx5="http://schemas.microsoft.com/office/drawing/2016/5/11/chartex" xmlns:cx6="http://schemas.microsoft.com/office/drawing/2016/5/12/chartex" xmlns:cx7="http://schemas.microsoft.com/office/drawing/2016/5/13/chartex" xmlns:cx8="http://schemas.microsoft.com/office/drawing/2016/5/14/chartex" xmlns:mc="http://schemas.openxmlformats.org/markup-compatibility/2006" xmlns:aink="http://schemas.microsoft.com/office/drawing/2016/ink" xmlns:am3d="http://schemas.microsoft.com/office/drawing/2017/model3d" xmlns:o="urn:schemas-microsoft-com:office:office" xmlns:oel="http://schemas.microsoft.com/office/2019/extlst" xmlns:r="http://schemas.openxmlformats.org/officeDocument/2006/relationships" xmlns:m="http://schemas.openxmlformats.org/officeDocument/2006/math" xmlns:v="urn:schemas-microsoft-com:vml" xmlns:wp14="http://schemas.microsoft.com/office/word/2010/wordprocessingDrawing" xmlns:wp="http://schemas.openxmlformats.org/drawingml/2006/wordprocessingDrawing" xmlns:w10="urn:schemas-microsoft-com:office:word" xmlns:w="http://schemas.openxmlformats.org/wordprocessingml/2006/main" xmlns:w14="http://schemas.microsoft.com/office/word/2010/wordml" xmlns:w15="http://schemas.microsoft.com/office/word/2012/wordml" xmlns:w16cex="http://schemas.microsoft.com/office/word/2018/wordml/cex" xmlns:w16cid="http://schemas.microsoft.com/office/word/2016/wordml/cid" xmlns:w16="http://schemas.microsoft.com/office/word/2018/wordml" xmlns:w16du="http://schemas.microsoft.com/office/word/2023/wordml/word16du" xmlns:w16sdtdh="http://schemas.microsoft.com/office/word/2020/wordml/sdtdatahash" xmlns:w16sdtfl="http://schemas.microsoft.com/office/word/2024/wordml/sdtformatlock" xmlns:w16se="http://schemas.microsoft.com/office/word/2015/wordml/symex" xmlns:wpg="http://schemas.microsoft.com/office/word/2010/wordprocessingGroup" xmlns:wpi="http://schemas.microsoft.com/office/word/2010/wordprocessingInk" xmlns:wne="http://schemas.microsoft.com/office/word/2006/wordml" xmlns:wps="http://schemas.microsoft.com/office/word/2010/wordprocessingShape" mc:Ignorable="w14 w15 w16se w16cid w16 w16cex w16sdtdh w16sdtfl w16du wp14">
   <w:p>
     <w:pPr>
       <w:pStyle w:val="Header"/>
@@ -412,7 +440,7 @@
 </file>
 
 <file path=word/header3.xml><?xml version="1.0" encoding="utf-8"?>
-<w:hdr xmlns:wpc="http://schemas.microsoft.com/office/word/2010/wordprocessingCanvas" xmlns:cx="http://schemas.microsoft.com/office/drawing/2014/chartex" xmlns:cx1="http://schemas.microsoft.com/office/drawing/2015/9/8/chartex" xmlns:cx2="http://schemas.microsoft.com/office/drawing/2015/10/21/chartex" xmlns:cx3="http://schemas.microsoft.com/office/drawing/2016/5/9/chartex" xmlns:cx4="http://schemas.microsoft.com/office/drawing/2016/5/10/chartex" xmlns:cx5="http://schemas.microsoft.com/office/drawing/2016/5/11/chartex" xmlns:cx6="http://schemas.microsoft.com/office/drawing/2016/5/12/chartex" xmlns:cx7="http://schemas.microsoft.com/office/drawing/2016/5/13/chartex" xmlns:cx8="http://schemas.microsoft.com/office/drawing/2016/5/14/chartex" xmlns:mc="http://schemas.openxmlformats.org/markup-compatibility/2006" xmlns:aink="http://schemas.microsoft.com/office/drawing/2016/ink" xmlns:am3d="http://schemas.microsoft.com/office/drawing/2017/model3d" xmlns:o="urn:schemas-microsoft-com:office:office" xmlns:oel="http://schemas.microsoft.com/office/2019/extlst" xmlns:r="http://schemas.openxmlformats.org/officeDocument/2006/relationships" xmlns:m="http://schemas.openxmlformats.org/officeDocument/2006/math" xmlns:v="urn:schemas-microsoft-com:vml" xmlns:wp14="http://schemas.microsoft.com/office/word/2010/wordprocessingDrawing" xmlns:wp="http://schemas.openxmlformats.org/drawingml/2006/wordprocessingDrawing" xmlns:w10="urn:schemas-microsoft-com:office:word" xmlns:w="http://schemas.openxmlformats.org/wordprocessingml/2006/main" xmlns:w14="http://schemas.microsoft.com/office/word/2010/wordml" xmlns:w15="http://schemas.microsoft.com/office/word/2012/wordml" xmlns:w16cex="http://schemas.microsoft.com/office/word/2018/wordml/cex" xmlns:w16cid="http://schemas.microsoft.com/office/word/2016/wordml/cid" xmlns:w16="http://schemas.microsoft.com/office/word/2018/wordml" xmlns:w16sdtdh="http://schemas.microsoft.com/office/word/2020/wordml/sdtdatahash" xmlns:w16se="http://schemas.microsoft.com/office/word/2015/wordml/symex" xmlns:wpg="http://schemas.microsoft.com/office/word/2010/wordprocessingGroup" xmlns:wpi="http://schemas.microsoft.com/office/word/2010/wordprocessingInk" xmlns:wne="http://schemas.microsoft.com/office/word/2006/wordml" xmlns:wps="http://schemas.microsoft.com/office/word/2010/wordprocessingShape" mc:Ignorable="w14 w15 w16se w16cid w16 w16cex w16sdtdh wp14">
+<w:hdr xmlns:wpc="http://schemas.microsoft.com/office/word/2010/wordprocessingCanvas" xmlns:cx="http://schemas.microsoft.com/office/drawing/2014/chartex" xmlns:cx1="http://schemas.microsoft.com/office/drawing/2015/9/8/chartex" xmlns:cx2="http://schemas.microsoft.com/office/drawing/2015/10/21/chartex" xmlns:cx3="http://schemas.microsoft.com/office/drawing/2016/5/9/chartex" xmlns:cx4="http://schemas.microsoft.com/office/drawing/2016/5/10/chartex" xmlns:cx5="http://schemas.microsoft.com/office/drawing/2016/5/11/chartex" xmlns:cx6="http://schemas.microsoft.com/office/drawing/2016/5/12/chartex" xmlns:cx7="http://schemas.microsoft.com/office/drawing/2016/5/13/chartex" xmlns:cx8="http://schemas.microsoft.com/office/drawing/2016/5/14/chartex" xmlns:mc="http://schemas.openxmlformats.org/markup-compatibility/2006" xmlns:aink="http://schemas.microsoft.com/office/drawing/2016/ink" xmlns:am3d="http://schemas.microsoft.com/office/drawing/2017/model3d" xmlns:o="urn:schemas-microsoft-com:office:office" xmlns:oel="http://schemas.microsoft.com/office/2019/extlst" xmlns:r="http://schemas.openxmlformats.org/officeDocument/2006/relationships" xmlns:m="http://schemas.openxmlformats.org/officeDocument/2006/math" xmlns:v="urn:schemas-microsoft-com:vml" xmlns:wp14="http://schemas.microsoft.com/office/word/2010/wordprocessingDrawing" xmlns:wp="http://schemas.openxmlformats.org/drawingml/2006/wordprocessingDrawing" xmlns:w10="urn:schemas-microsoft-com:office:word" xmlns:w="http://schemas.openxmlformats.org/wordprocessingml/2006/main" xmlns:w14="http://schemas.microsoft.com/office/word/2010/wordml" xmlns:w15="http://schemas.microsoft.com/office/word/2012/wordml" xmlns:w16cex="http://schemas.microsoft.com/office/word/2018/wordml/cex" xmlns:w16cid="http://schemas.microsoft.com/office/word/2016/wordml/cid" xmlns:w16="http://schemas.microsoft.com/office/word/2018/wordml" xmlns:w16du="http://schemas.microsoft.com/office/word/2023/wordml/word16du" xmlns:w16sdtdh="http://schemas.microsoft.com/office/word/2020/wordml/sdtdatahash" xmlns:w16sdtfl="http://schemas.microsoft.com/office/word/2024/wordml/sdtformatlock" xmlns:w16se="http://schemas.microsoft.com/office/word/2015/wordml/symex" xmlns:wpg="http://schemas.microsoft.com/office/word/2010/wordprocessingGroup" xmlns:wpi="http://schemas.microsoft.com/office/word/2010/wordprocessingInk" xmlns:wne="http://schemas.microsoft.com/office/word/2006/wordml" xmlns:wps="http://schemas.microsoft.com/office/word/2010/wordprocessingShape" mc:Ignorable="w14 w15 w16se w16cid w16 w16cex w16sdtdh w16sdtfl w16du wp14">
   <w:p>
     <w:pPr>
       <w:pStyle w:val="Header"/>
@@ -421,7 +449,7 @@
     <w:r>
       <w:tab/>
       <w:tab/>
-      <w:t>2026-06-17</w:t>
+      <w:t>2026-06-18</w:t>
       <w:br/>
       <w:br/>
     </w:r>
@@ -434,7 +462,7 @@
 </file>
 
 <file path=word/numbering.xml><?xml version="1.0" encoding="utf-8"?>
-<w:numbering xmlns:wpc="http://schemas.microsoft.com/office/word/2010/wordprocessingCanvas" xmlns:cx="http://schemas.microsoft.com/office/drawing/2014/chartex" xmlns:cx1="http://schemas.microsoft.com/office/drawing/2015/9/8/chartex" xmlns:cx2="http://schemas.microsoft.com/office/drawing/2015/10/21/chartex" xmlns:cx3="http://schemas.microsoft.com/office/drawing/2016/5/9/chartex" xmlns:cx4="http://schemas.microsoft.com/office/drawing/2016/5/10/chartex" xmlns:cx5="http://schemas.microsoft.com/office/drawing/2016/5/11/chartex" xmlns:cx6="http://schemas.microsoft.com/office/drawing/2016/5/12/chartex" xmlns:cx7="http://schemas.microsoft.com/office/drawing/2016/5/13/chartex" xmlns:cx8="http://schemas.microsoft.com/office/drawing/2016/5/14/chartex" xmlns:mc="http://schemas.openxmlformats.org/markup-compatibility/2006" xmlns:aink="http://schemas.microsoft.com/office/drawing/2016/ink" xmlns:am3d="http://schemas.microsoft.com/office/drawing/2017/model3d" xmlns:o="urn:schemas-microsoft-com:office:office" xmlns:oel="http://schemas.microsoft.com/office/2019/extlst" xmlns:r="http://schemas.openxmlformats.org/officeDocument/2006/relationships" xmlns:m="http://schemas.openxmlformats.org/officeDocument/2006/math" xmlns:v="urn:schemas-microsoft-com:vml" xmlns:wp14="http://schemas.microsoft.com/office/word/2010/wordprocessingDrawing" xmlns:wp="http://schemas.openxmlformats.org/drawingml/2006/wordprocessingDrawing" xmlns:w10="urn:schemas-microsoft-com:office:word" xmlns:w="http://schemas.openxmlformats.org/wordprocessingml/2006/main" xmlns:w14="http://schemas.microsoft.com/office/word/2010/wordml" xmlns:w15="http://schemas.microsoft.com/office/word/2012/wordml" xmlns:w16cex="http://schemas.microsoft.com/office/word/2018/wordml/cex" xmlns:w16cid="http://schemas.microsoft.com/office/word/2016/wordml/cid" xmlns:w16="http://schemas.microsoft.com/office/word/2018/wordml" xmlns:w16sdtdh="http://schemas.microsoft.com/office/word/2020/wordml/sdtdatahash" xmlns:w16se="http://schemas.microsoft.com/office/word/2015/wordml/symex" xmlns:wpg="http://schemas.microsoft.com/office/word/2010/wordprocessingGroup" xmlns:wpi="http://schemas.microsoft.com/office/word/2010/wordprocessingInk" xmlns:wne="http://schemas.microsoft.com/office/word/2006/wordml" xmlns:wps="http://schemas.microsoft.com/office/word/2010/wordprocessingShape" mc:Ignorable="w14 w15 w16se w16cid w16 w16cex w16sdtdh wp14">
+<w:numbering xmlns:wpc="http://schemas.microsoft.com/office/word/2010/wordprocessingCanvas" xmlns:cx="http://schemas.microsoft.com/office/drawing/2014/chartex" xmlns:cx1="http://schemas.microsoft.com/office/drawing/2015/9/8/chartex" xmlns:cx2="http://schemas.microsoft.com/office/drawing/2015/10/21/chartex" xmlns:cx3="http://schemas.microsoft.com/office/drawing/2016/5/9/chartex" xmlns:cx4="http://schemas.microsoft.com/office/drawing/2016/5/10/chartex" xmlns:cx5="http://schemas.microsoft.com/office/drawing/2016/5/11/chartex" xmlns:cx6="http://schemas.microsoft.com/office/drawing/2016/5/12/chartex" xmlns:cx7="http://schemas.microsoft.com/office/drawing/2016/5/13/chartex" xmlns:cx8="http://schemas.microsoft.com/office/drawing/2016/5/14/chartex" xmlns:mc="http://schemas.openxmlformats.org/markup-compatibility/2006" xmlns:aink="http://schemas.microsoft.com/office/drawing/2016/ink" xmlns:am3d="http://schemas.microsoft.com/office/drawing/2017/model3d" xmlns:o="urn:schemas-microsoft-com:office:office" xmlns:oel="http://schemas.microsoft.com/office/2019/extlst" xmlns:r="http://schemas.openxmlformats.org/officeDocument/2006/relationships" xmlns:m="http://schemas.openxmlformats.org/officeDocument/2006/math" xmlns:v="urn:schemas-microsoft-com:vml" xmlns:wp14="http://schemas.microsoft.com/office/word/2010/wordprocessingDrawing" xmlns:wp="http://schemas.openxmlformats.org/drawingml/2006/wordprocessingDrawing" xmlns:w10="urn:schemas-microsoft-com:office:word" xmlns:w="http://schemas.openxmlformats.org/wordprocessingml/2006/main" xmlns:w14="http://schemas.microsoft.com/office/word/2010/wordml" xmlns:w15="http://schemas.microsoft.com/office/word/2012/wordml" xmlns:w16cex="http://schemas.microsoft.com/office/word/2018/wordml/cex" xmlns:w16cid="http://schemas.microsoft.com/office/word/2016/wordml/cid" xmlns:w16="http://schemas.microsoft.com/office/word/2018/wordml" xmlns:w16du="http://schemas.microsoft.com/office/word/2023/wordml/word16du" xmlns:w16sdtdh="http://schemas.microsoft.com/office/word/2020/wordml/sdtdatahash" xmlns:w16sdtfl="http://schemas.microsoft.com/office/word/2024/wordml/sdtformatlock" xmlns:w16se="http://schemas.microsoft.com/office/word/2015/wordml/symex" xmlns:wpg="http://schemas.microsoft.com/office/word/2010/wordprocessingGroup" xmlns:wpi="http://schemas.microsoft.com/office/word/2010/wordprocessingInk" xmlns:wne="http://schemas.microsoft.com/office/word/2006/wordml" xmlns:wps="http://schemas.microsoft.com/office/word/2010/wordprocessingShape" mc:Ignorable="w14 w15 w16se w16cid w16 w16cex w16sdtdh w16sdtfl w16du wp14">
   <w:abstractNum w:abstractNumId="0" w15:restartNumberingAfterBreak="0">
     <w:nsid w:val="FFFFFF7C"/>
     <w:multiLevelType w:val="singleLevel"/>
@@ -637,7 +665,7 @@
 </file>
 
 <file path=word/styles.xml><?xml version="1.0" encoding="utf-8"?>
-<w:styles xmlns:mc="http://schemas.openxmlformats.org/markup-compatibility/2006" xmlns:r="http://schemas.openxmlformats.org/officeDocument/2006/relationships" xmlns:w="http://schemas.openxmlformats.org/wordprocessingml/2006/main" xmlns:w14="http://schemas.microsoft.com/office/word/2010/wordml" xmlns:w15="http://schemas.microsoft.com/office/word/2012/wordml" xmlns:w16cex="http://schemas.microsoft.com/office/word/2018/wordml/cex" xmlns:w16cid="http://schemas.microsoft.com/office/word/2016/wordml/cid" xmlns:w16="http://schemas.microsoft.com/office/word/2018/wordml" xmlns:w16sdtdh="http://schemas.microsoft.com/office/word/2020/wordml/sdtdatahash" xmlns:w16se="http://schemas.microsoft.com/office/word/2015/wordml/symex" mc:Ignorable="w14 w15 w16se w16cid w16 w16cex w16sdtdh">
+<w:styles xmlns:mc="http://schemas.openxmlformats.org/markup-compatibility/2006" xmlns:r="http://schemas.openxmlformats.org/officeDocument/2006/relationships" xmlns:w="http://schemas.openxmlformats.org/wordprocessingml/2006/main" xmlns:w14="http://schemas.microsoft.com/office/word/2010/wordml" xmlns:w15="http://schemas.microsoft.com/office/word/2012/wordml" xmlns:w16cex="http://schemas.microsoft.com/office/word/2018/wordml/cex" xmlns:w16cid="http://schemas.microsoft.com/office/word/2016/wordml/cid" xmlns:w16="http://schemas.microsoft.com/office/word/2018/wordml" xmlns:w16du="http://schemas.microsoft.com/office/word/2023/wordml/word16du" xmlns:w16sdtdh="http://schemas.microsoft.com/office/word/2020/wordml/sdtdatahash" xmlns:w16sdtfl="http://schemas.microsoft.com/office/word/2024/wordml/sdtformatlock" xmlns:w16se="http://schemas.microsoft.com/office/word/2015/wordml/symex" mc:Ignorable="w14 w15 w16se w16cid w16 w16cex w16sdtdh w16sdtfl w16du">
   <w:docDefaults>
     <w:rPrDefault>
       <w:rPr>
@@ -1395,7 +1423,7 @@
     <w:link w:val="TitleChar"/>
     <w:uiPriority w:val="10"/>
     <w:qFormat/>
-    <w:rsid w:val="007106C8"/>
+    <w:rsid w:val="00E854FA"/>
     <w:pPr>
       <w:spacing w:after="300" w:line="240" w:lineRule="auto"/>
       <w:contextualSpacing/>
@@ -1405,7 +1433,7 @@
       <w:rFonts w:eastAsiaTheme="majorEastAsia" w:cstheme="majorBidi"/>
       <w:spacing w:val="5"/>
       <w:kern w:val="28"/>
-      <w:sz w:val="52"/>
+      <w:sz w:val="40"/>
       <w:szCs w:val="52"/>
       <w:lang w:val="sv-SE" w:eastAsia="en-US" w:bidi="ar-SA"/>
     </w:rPr>
@@ -1415,12 +1443,12 @@
     <w:basedOn w:val="DefaultParagraphFont"/>
     <w:link w:val="Title"/>
     <w:uiPriority w:val="10"/>
-    <w:rsid w:val="007106C8"/>
+    <w:rsid w:val="00E854FA"/>
     <w:rPr>
       <w:rFonts w:ascii="Times New Roman" w:eastAsiaTheme="majorEastAsia" w:hAnsi="Times New Roman" w:cstheme="majorBidi"/>
       <w:spacing w:val="5"/>
       <w:kern w:val="28"/>
-      <w:sz w:val="52"/>
+      <w:sz w:val="40"/>
       <w:szCs w:val="52"/>
       <w:lang w:val="sv-SE" w:eastAsia="en-US" w:bidi="ar-SA"/>
     </w:rPr>

--- a/tillsyn/A 11734-2026 tillsynsbegäran.docx
+++ b/tillsyn/A 11734-2026 tillsynsbegäran.docx
@@ -449,7 +449,7 @@
     <w:r>
       <w:tab/>
       <w:tab/>
-      <w:t>2026-06-18</w:t>
+      <w:t>2026-06-19</w:t>
       <w:br/>
       <w:br/>
     </w:r>

--- a/tillsyn/A 11734-2026 tillsynsbegäran.docx
+++ b/tillsyn/A 11734-2026 tillsynsbegäran.docx
@@ -449,7 +449,7 @@
     <w:r>
       <w:tab/>
       <w:tab/>
-      <w:t>2026-06-19</w:t>
+      <w:t>2026-06-20</w:t>
       <w:br/>
       <w:br/>
     </w:r>

--- a/tillsyn/A 11734-2026 tillsynsbegäran.docx
+++ b/tillsyn/A 11734-2026 tillsynsbegäran.docx
@@ -12,10 +12,7 @@
     </w:p>
     <w:p>
       <w:r>
-        <w:t>Detta dokument behandlar höga naturvärden i avverkningsanmälan A 11734-2026 i Sunne kommun som inkom 2026-03-03 och omfattar 4,4 ha.</w:t>
-      </w:r>
-      <w:r>
-        <w:t xml:space="preserve"> I Figur 1 visas fyndplatser för naturvårdsarter i området, som finns registrerade på Artportalen.</w:t>
+        <w:t>Denna tillsynsbegäran behandlar höga naturvärden i avverkningsanmälan A 11734-2026 i Sunne kommun som inkom 2026-03-03 och omfattar 4,4 ha.</w:t>
       </w:r>
     </w:p>
     <w:p>
@@ -25,7 +22,7 @@
       <w:r>
         <w:drawing>
           <wp:inline xmlns:a="http://schemas.openxmlformats.org/drawingml/2006/main" xmlns:pic="http://schemas.openxmlformats.org/drawingml/2006/picture">
-            <wp:extent cx="5444763" cy="5688000"/>
+            <wp:extent cx="5479224" cy="5724000"/>
             <wp:docPr id="1" name="Picture 1"/>
             <wp:cNvGraphicFramePr>
               <a:graphicFrameLocks noChangeAspect="1"/>
@@ -46,7 +43,7 @@
                   <pic:spPr>
                     <a:xfrm>
                       <a:off x="0" y="0"/>
-                      <a:ext cx="5444763" cy="5688000"/>
+                      <a:ext cx="5479224" cy="5724000"/>
                     </a:xfrm>
                     <a:prstGeom prst="rect"/>
                   </pic:spPr>
@@ -63,7 +60,20 @@
         <w:spacing w:after="240"/>
       </w:pPr>
       <w:r>
-        <w:t>Figur 1. Fyndplatser för naturvårdsarter i och inom 2 meter från avverkningsanmälan (röd linje). Inom parentes anges rödlistekategorier, S för signalarter, Tför typiska arter och fridlysningsparagrafer i artskyddsförordningen.Markörer utan svart kant är placerade på fyndplatsen. Markörer med svart kant är placerade vid sidan av fyndplatsen och har ett svart streck som visar fyndplatsens exakta position. Kartans mittpunktskoordinat är N 6632982, E 403121 i SWEREF 99 TM.</w:t>
+        <w:t>Figur 1. Fyndplatser för naturvårdsarter i och inom 2 meter från avverkningsanmälan. Markörer utan svart kant är placerade på fyndplatsen. Markörer med svart kant är placerade vid sidan av fyndplatsen har ett svart streck som visar fyndplatsens exakta position. Kartans mittpunktskoordinat är N 6632982, E 403121 i SWEREF 99 TM.</w:t>
+      </w:r>
+    </w:p>
+    <w:p>
+      <w:r>
+        <w:t>I och inom 2 meter från avverkningsanmälan finns fynd av 8 naturvårdsarter, varav 3 är rödlistade, 3 är fridlysta, 4 är typiska (T) och 2 är signalarter (S): dropptaggsvamp (NT, T), fjällig taggsvamp s.str. (NT), svartvit taggsvamp (NT), sotriska (S), vedticka (S, T), järpe (T, §4), mattlummer (T, §9) och revlummer (§9). Se Figur 1.</w:t>
+      </w:r>
+    </w:p>
+    <w:p>
+      <w:pPr>
+        <w:pStyle w:val="Heading1"/>
+      </w:pPr>
+      <w:r>
+        <w:t>Tillsynsbegäran</w:t>
       </w:r>
     </w:p>
     <w:p>
@@ -77,115 +87,16 @@
       </w:r>
     </w:p>
     <w:p>
-      <w:r>
-        <w:t>Nedan beskrivs fynd av naturvårdsarter och fridlysta arter som gjorts i det avverkningsanmälda området. I BILAGA 1 finns artfakta om fridlysta arter.</w:t>
-      </w:r>
-    </w:p>
-    <w:p>
       <w:pPr>
         <w:pStyle w:val="Heading1"/>
       </w:pPr>
       <w:r>
-        <w:t>Naturvårdsarter</w:t>
+        <w:t>Naturvårdsarter och fridlysta arter</w:t>
       </w:r>
     </w:p>
     <w:p>
       <w:r>
-        <w:t>I och inom 2 meter från avverkningsanmälan har följande 8 naturvårdsarter hittats: dropptaggsvamp (NT, T), fjällig taggsvamp s.str. (NT), svartvit taggsvamp (NT), sotriska (S), vedticka (S, T), järpe (T, §4), mattlummer (T, §9) och revlummer (§9). Av dessa är 3 rödlistade. För rödlistade arter har rödlistekategorin angivits inom parentes. Arter som är signalarter enligt Skogsstyrelsen har markerats med (S). Typiska arter inom Natura 2000 som är kopplade till skogsekosystem har markerats med (T). För fridlysta arter anges även paragrafen i Artskyddsförordningen som arten är fridlyst enligt.</w:t>
-      </w:r>
-    </w:p>
-    <w:p>
-      <w:r>
-        <w:t>De påträffade naturvårdsarterna är ett tydligt kvitto på att det rör sig om en skog med höga naturvärden.</w:t>
-      </w:r>
-    </w:p>
-    <w:p>
-      <w:pPr>
-        <w:pStyle w:val="Heading2"/>
-      </w:pPr>
-      <w:r>
-        <w:t>Fridlysta arter</w:t>
-      </w:r>
-    </w:p>
-    <w:p>
-      <w:r>
-        <w:t>Följande fridlysta arter har sina livsmiljöer och växtplatser i den avverkningsanmälda skogen: järpe (T, §4), mattlummer (T, §9) och revlummer (§9).</w:t>
-      </w:r>
-    </w:p>
-    <w:p>
-      <w:r>
-        <w:t xml:space="preserve">Observera att medlemsländerna är skyldiga att agera i enlighet med EU:s fågeldirektiv där det uttryckligen står att direktivet gäller för fåglar samt för deras ägg, bon och </w:t>
-      </w:r>
-      <w:r>
-        <w:rPr>
-          <w:b/>
-        </w:rPr>
-        <w:t xml:space="preserve">livsmiljöer </w:t>
-      </w:r>
-      <w:r>
-        <w:t>(artikel 1). Vidare att de åtgärder som vidtas inte får leda till en försämring av den nuvarande situationen beträffande bevarandet av de fågelarter som avses i artikel 1 (artikel 13). Fågeldirektivet är styrande för tillsynsansvariga myndigheters ärendehantering, ställningstaganden och beslutsfattande.</w:t>
-      </w:r>
-    </w:p>
-    <w:p>
-      <w:r>
-        <w:rPr>
-          <w:b/>
-        </w:rPr>
-        <w:t>Järpe (§4)</w:t>
-      </w:r>
-      <w:r>
-        <w:t xml:space="preserve">, som är upptagen i bilaga 1 och 2 EU:s fågeldirektiv, är mycket stationär inom sitt revir som är minst 25 hektar stort. Livsmiljöerna utgörs av tät barrskog med inblandning av lövträd och en väl utvecklad flerskiktad struktur med bärris och yngre eller undertryckta, täta granar i ett lägre skikt, ofta utmed bäckar och åar inne i den skyddande granskogen. Den överlever inte om dess livsmiljö kalavverkas och är även känslig för röjning, gallring och avverkning där unga granar och lövträd inte sparas i tillräcklig omfattning. Arten finns i sammanhängande grandominerad skog över hela Sverige men förekomsterna är betydligt glesare i Götaland än i övriga landet. Järpe är typisk art för </w:t>
-      </w:r>
-      <w:r>
-        <w:rPr>
-          <w:i/>
-        </w:rPr>
-        <w:t xml:space="preserve">9010 Taiga, 9080 Lövsumpskog </w:t>
-      </w:r>
-      <w:r>
-        <w:t xml:space="preserve">och </w:t>
-      </w:r>
-      <w:r>
-        <w:rPr>
-          <w:i/>
-        </w:rPr>
-        <w:t xml:space="preserve">9740 Skogsbevuxen myr </w:t>
-      </w:r>
-      <w:r>
-        <w:t>(SLU Artdatabanken, 2026).</w:t>
-      </w:r>
-    </w:p>
-    <w:p>
-      <w:r>
-        <w:rPr>
-          <w:b/>
-        </w:rPr>
-        <w:t>Mattlummer (§9)</w:t>
-      </w:r>
-      <w:r>
-        <w:t xml:space="preserve"> är typisk art för </w:t>
-      </w:r>
-      <w:r>
-        <w:rPr>
-          <w:i/>
-        </w:rPr>
-        <w:t xml:space="preserve">9010 Taiga </w:t>
-      </w:r>
-      <w:r>
-        <w:t>(SLU Artdatabanken, 2025).</w:t>
-      </w:r>
-    </w:p>
-    <w:p>
-      <w:r>
-        <w:t>I BILAGA 1 finns mer detaljerad information om ekologi samt krav på livsmiljö hos fridlysta arter.</w:t>
-      </w:r>
-    </w:p>
-    <w:p>
-      <w:pPr>
-        <w:pStyle w:val="Heading2"/>
-      </w:pPr>
-      <w:r>
-        <w:t>Övriga naturvårdsarter</w:t>
+        <w:t>Nedan följer beskrivningar av de naturvårdsarter och fridlysta arter som har sina livsmiljöer och växtplatser i den avverkningsanmälda skogen. Se även ytterligare artfakta i BILAGA 1. De påträffade naturvårdsarterna är ett tydligt kvitto på att det rör sig om en skog med höga naturvärden.</w:t>
       </w:r>
     </w:p>
     <w:p>
@@ -248,6 +159,77 @@
       </w:r>
       <w:r>
         <w:t>(Nitare &amp; Skogsstyrelsen, 2019; SLU Artdatabanken, 2025).</w:t>
+      </w:r>
+    </w:p>
+    <w:p>
+      <w:r>
+        <w:rPr>
+          <w:b/>
+        </w:rPr>
+        <w:t>Järpe (§4)</w:t>
+      </w:r>
+      <w:r>
+        <w:t xml:space="preserve">, som är upptagen i bilaga 1 och 2 EU:s fågeldirektiv, är mycket stationär inom sitt revir som är minst 25 hektar stort. Livsmiljöerna utgörs av tät barrskog med inblandning av lövträd och en väl utvecklad flerskiktad struktur med bärris och yngre eller undertryckta, täta granar i ett lägre skikt, ofta utmed bäckar och åar inne i den skyddande granskogen. Den överlever inte om dess livsmiljö kalavverkas och är även känslig för röjning, gallring och avverkning där unga granar och lövträd inte sparas i tillräcklig omfattning. Arten finns i sammanhängande grandominerad skog över hela Sverige men förekomsterna är betydligt glesare i Götaland än i övriga landet. Järpe är typisk art för </w:t>
+      </w:r>
+      <w:r>
+        <w:rPr>
+          <w:i/>
+        </w:rPr>
+        <w:t xml:space="preserve">9010 Taiga, 9080 Lövsumpskog </w:t>
+      </w:r>
+      <w:r>
+        <w:t xml:space="preserve">och </w:t>
+      </w:r>
+      <w:r>
+        <w:rPr>
+          <w:i/>
+        </w:rPr>
+        <w:t xml:space="preserve">9740 Skogsbevuxen myr </w:t>
+      </w:r>
+      <w:r>
+        <w:t>(SLU Artdatabanken, 2026).</w:t>
+      </w:r>
+    </w:p>
+    <w:p>
+      <w:r>
+        <w:rPr>
+          <w:b/>
+        </w:rPr>
+        <w:t>Mattlummer (§9)</w:t>
+      </w:r>
+      <w:r>
+        <w:t xml:space="preserve"> är typisk art för </w:t>
+      </w:r>
+      <w:r>
+        <w:rPr>
+          <w:i/>
+        </w:rPr>
+        <w:t xml:space="preserve">9010 Taiga </w:t>
+      </w:r>
+      <w:r>
+        <w:t>(SLU Artdatabanken, 2025).</w:t>
+      </w:r>
+    </w:p>
+    <w:p>
+      <w:pPr>
+        <w:pStyle w:val="Heading1"/>
+      </w:pPr>
+      <w:r>
+        <w:t>EU:s fågeldirektiv</w:t>
+      </w:r>
+    </w:p>
+    <w:p>
+      <w:r>
+        <w:t xml:space="preserve">Europeiska unionens medlemsländer är skyldiga att agera i enlighet med EU:s fågeldirektiv där det uttryckligen står att direktivet gäller för fåglar samt för deras ägg, bon och </w:t>
+      </w:r>
+      <w:r>
+        <w:rPr>
+          <w:b/>
+        </w:rPr>
+        <w:t xml:space="preserve">livsmiljöer </w:t>
+      </w:r>
+      <w:r>
+        <w:t>(artikel 1). Vidare att de åtgärder som vidtas inte får leda till en försämring av den nuvarande situationen beträffande bevarandet av de fågelarter som avses i artikel 1 (artikel 13). Fågeldirektivet är styrande för tillsynsansvariga myndigheters ärendehantering, ställningstaganden och beslutsfattande.</w:t>
       </w:r>
     </w:p>
     <w:p>
@@ -449,7 +431,7 @@
     <w:r>
       <w:tab/>
       <w:tab/>
-      <w:t>2026-06-20</w:t>
+      <w:t>2026-06-21</w:t>
       <w:br/>
       <w:br/>
     </w:r>

--- a/tillsyn/A 11734-2026 tillsynsbegäran.docx
+++ b/tillsyn/A 11734-2026 tillsynsbegäran.docx
@@ -431,7 +431,7 @@
     <w:r>
       <w:tab/>
       <w:tab/>
-      <w:t>2026-06-21</w:t>
+      <w:t>2026-06-22</w:t>
       <w:br/>
       <w:br/>
     </w:r>

--- a/tillsyn/A 11734-2026 tillsynsbegäran.docx
+++ b/tillsyn/A 11734-2026 tillsynsbegäran.docx
@@ -431,7 +431,7 @@
     <w:r>
       <w:tab/>
       <w:tab/>
-      <w:t>2026-06-22</w:t>
+      <w:t>2026-06-23</w:t>
       <w:br/>
       <w:br/>
     </w:r>

--- a/tillsyn/A 11734-2026 tillsynsbegäran.docx
+++ b/tillsyn/A 11734-2026 tillsynsbegäran.docx
@@ -431,7 +431,7 @@
     <w:r>
       <w:tab/>
       <w:tab/>
-      <w:t>2026-06-23</w:t>
+      <w:t>2026-06-24</w:t>
       <w:br/>
       <w:br/>
     </w:r>

--- a/tillsyn/A 11734-2026 tillsynsbegäran.docx
+++ b/tillsyn/A 11734-2026 tillsynsbegäran.docx
@@ -431,7 +431,7 @@
     <w:r>
       <w:tab/>
       <w:tab/>
-      <w:t>2026-06-24</w:t>
+      <w:t>2026-06-25</w:t>
       <w:br/>
       <w:br/>
     </w:r>

--- a/tillsyn/A 11734-2026 tillsynsbegäran.docx
+++ b/tillsyn/A 11734-2026 tillsynsbegäran.docx
@@ -431,7 +431,7 @@
     <w:r>
       <w:tab/>
       <w:tab/>
-      <w:t>2026-06-25</w:t>
+      <w:t>2026-06-26</w:t>
       <w:br/>
       <w:br/>
     </w:r>

--- a/tillsyn/A 11734-2026 tillsynsbegäran.docx
+++ b/tillsyn/A 11734-2026 tillsynsbegäran.docx
@@ -431,7 +431,7 @@
     <w:r>
       <w:tab/>
       <w:tab/>
-      <w:t>2026-06-26</w:t>
+      <w:t>2026-06-27</w:t>
       <w:br/>
       <w:br/>
     </w:r>

--- a/tillsyn/A 11734-2026 tillsynsbegäran.docx
+++ b/tillsyn/A 11734-2026 tillsynsbegäran.docx
@@ -431,7 +431,7 @@
     <w:r>
       <w:tab/>
       <w:tab/>
-      <w:t>2026-06-27</w:t>
+      <w:t>2026-06-28</w:t>
       <w:br/>
       <w:br/>
     </w:r>

--- a/tillsyn/A 11734-2026 tillsynsbegäran.docx
+++ b/tillsyn/A 11734-2026 tillsynsbegäran.docx
@@ -431,7 +431,7 @@
     <w:r>
       <w:tab/>
       <w:tab/>
-      <w:t>2026-06-28</w:t>
+      <w:t>2026-06-29</w:t>
       <w:br/>
       <w:br/>
     </w:r>

--- a/tillsyn/A 11734-2026 tillsynsbegäran.docx
+++ b/tillsyn/A 11734-2026 tillsynsbegäran.docx
@@ -431,7 +431,7 @@
     <w:r>
       <w:tab/>
       <w:tab/>
-      <w:t>2026-06-29</w:t>
+      <w:t>2026-06-30</w:t>
       <w:br/>
       <w:br/>
     </w:r>

--- a/tillsyn/A 11734-2026 tillsynsbegäran.docx
+++ b/tillsyn/A 11734-2026 tillsynsbegäran.docx
@@ -431,7 +431,7 @@
     <w:r>
       <w:tab/>
       <w:tab/>
-      <w:t>2026-06-30</w:t>
+      <w:t>2026-07-01</w:t>
       <w:br/>
       <w:br/>
     </w:r>

--- a/tillsyn/A 11734-2026 tillsynsbegäran.docx
+++ b/tillsyn/A 11734-2026 tillsynsbegäran.docx
@@ -431,7 +431,7 @@
     <w:r>
       <w:tab/>
       <w:tab/>
-      <w:t>2026-07-13</w:t>
+      <w:t>2026-07-14</w:t>
       <w:br/>
       <w:br/>
     </w:r>

--- a/tillsyn/A 11734-2026 tillsynsbegäran.docx
+++ b/tillsyn/A 11734-2026 tillsynsbegäran.docx
@@ -431,7 +431,7 @@
     <w:r>
       <w:tab/>
       <w:tab/>
-      <w:t>2026-07-14</w:t>
+      <w:t>2026-07-15</w:t>
       <w:br/>
       <w:br/>
     </w:r>

--- a/tillsyn/A 11734-2026 tillsynsbegäran.docx
+++ b/tillsyn/A 11734-2026 tillsynsbegäran.docx
@@ -431,7 +431,7 @@
     <w:r>
       <w:tab/>
       <w:tab/>
-      <w:t>2026-07-15</w:t>
+      <w:t>2026-07-16</w:t>
       <w:br/>
       <w:br/>
     </w:r>

--- a/tillsyn/A 11734-2026 tillsynsbegäran.docx
+++ b/tillsyn/A 11734-2026 tillsynsbegäran.docx
@@ -431,7 +431,7 @@
     <w:r>
       <w:tab/>
       <w:tab/>
-      <w:t>2026-07-16</w:t>
+      <w:t>2026-07-17</w:t>
       <w:br/>
       <w:br/>
     </w:r>

--- a/tillsyn/A 11734-2026 tillsynsbegäran.docx
+++ b/tillsyn/A 11734-2026 tillsynsbegäran.docx
@@ -431,7 +431,7 @@
     <w:r>
       <w:tab/>
       <w:tab/>
-      <w:t>2026-07-17</w:t>
+      <w:t>2026-07-18</w:t>
       <w:br/>
       <w:br/>
     </w:r>

--- a/tillsyn/A 11734-2026 tillsynsbegäran.docx
+++ b/tillsyn/A 11734-2026 tillsynsbegäran.docx
@@ -431,7 +431,7 @@
     <w:r>
       <w:tab/>
       <w:tab/>
-      <w:t>2026-07-18</w:t>
+      <w:t>2026-07-19</w:t>
       <w:br/>
       <w:br/>
     </w:r>

--- a/tillsyn/A 11734-2026 tillsynsbegäran.docx
+++ b/tillsyn/A 11734-2026 tillsynsbegäran.docx
@@ -431,7 +431,7 @@
     <w:r>
       <w:tab/>
       <w:tab/>
-      <w:t>2026-07-19</w:t>
+      <w:t>2026-07-20</w:t>
       <w:br/>
       <w:br/>
     </w:r>

--- a/tillsyn/A 11734-2026 tillsynsbegäran.docx
+++ b/tillsyn/A 11734-2026 tillsynsbegäran.docx
@@ -431,7 +431,7 @@
     <w:r>
       <w:tab/>
       <w:tab/>
-      <w:t>2026-07-20</w:t>
+      <w:t>2026-07-21</w:t>
       <w:br/>
       <w:br/>
     </w:r>

--- a/tillsyn/A 11734-2026 tillsynsbegäran.docx
+++ b/tillsyn/A 11734-2026 tillsynsbegäran.docx
@@ -431,7 +431,7 @@
     <w:r>
       <w:tab/>
       <w:tab/>
-      <w:t>2026-07-21</w:t>
+      <w:t>2026-07-22</w:t>
       <w:br/>
       <w:br/>
     </w:r>

--- a/tillsyn/A 11734-2026 tillsynsbegäran.docx
+++ b/tillsyn/A 11734-2026 tillsynsbegäran.docx
@@ -431,7 +431,7 @@
     <w:r>
       <w:tab/>
       <w:tab/>
-      <w:t>2026-07-22</w:t>
+      <w:t>2026-07-23</w:t>
       <w:br/>
       <w:br/>
     </w:r>

--- a/tillsyn/A 11734-2026 tillsynsbegäran.docx
+++ b/tillsyn/A 11734-2026 tillsynsbegäran.docx
@@ -431,7 +431,7 @@
     <w:r>
       <w:tab/>
       <w:tab/>
-      <w:t>2026-07-23</w:t>
+      <w:t>2026-07-24</w:t>
       <w:br/>
       <w:br/>
     </w:r>

--- a/tillsyn/A 11734-2026 tillsynsbegäran.docx
+++ b/tillsyn/A 11734-2026 tillsynsbegäran.docx
@@ -60,7 +60,7 @@
         <w:spacing w:after="240"/>
       </w:pPr>
       <w:r>
-        <w:t>Figur 1. Fyndplatser för naturvårdsarter i och inom 2 meter från avverkningsanmälan. Markörer utan svart kant är placerade på fyndplatsen. Markörer med svart kant är placerade vid sidan av fyndplatsen har ett svart streck som visar fyndplatsens exakta position. Kartans mittpunktskoordinat är N 6632982, E 403121 i SWEREF 99 TM.</w:t>
+        <w:t>Figur 1. Fyndplatser för naturvårdsarter i och inom 2 meter från avverkningsanmälan. Markörer utan svart kant är placerade på fyndplatsen. Markörer med svart kant är placerade vid sidan av fyndplatsen och har ett svart streck som visar fyndplatsens exakta position. Kartans mittpunktskoordinat är N 6632982, E 403121 i SWEREF 99 TM.</w:t>
       </w:r>
     </w:p>
     <w:p>
@@ -431,7 +431,7 @@
     <w:r>
       <w:tab/>
       <w:tab/>
-      <w:t>2026-08-14</w:t>
+      <w:t>2026-08-15</w:t>
       <w:br/>
       <w:br/>
     </w:r>

--- a/tillsyn/A 11734-2026 tillsynsbegäran.docx
+++ b/tillsyn/A 11734-2026 tillsynsbegäran.docx
@@ -431,7 +431,7 @@
     <w:r>
       <w:tab/>
       <w:tab/>
-      <w:t>2026-08-15</w:t>
+      <w:t>2026-08-16</w:t>
       <w:br/>
       <w:br/>
     </w:r>

--- a/tillsyn/A 11734-2026 tillsynsbegäran.docx
+++ b/tillsyn/A 11734-2026 tillsynsbegäran.docx
@@ -431,7 +431,7 @@
     <w:r>
       <w:tab/>
       <w:tab/>
-      <w:t>2026-08-16</w:t>
+      <w:t>2026-08-17</w:t>
       <w:br/>
       <w:br/>
     </w:r>

--- a/tillsyn/A 11734-2026 tillsynsbegäran.docx
+++ b/tillsyn/A 11734-2026 tillsynsbegäran.docx
@@ -431,7 +431,7 @@
     <w:r>
       <w:tab/>
       <w:tab/>
-      <w:t>2026-08-17</w:t>
+      <w:t>2026-08-18</w:t>
       <w:br/>
       <w:br/>
     </w:r>

--- a/tillsyn/A 11734-2026 tillsynsbegäran.docx
+++ b/tillsyn/A 11734-2026 tillsynsbegäran.docx
@@ -431,7 +431,7 @@
     <w:r>
       <w:tab/>
       <w:tab/>
-      <w:t>2026-08-18</w:t>
+      <w:t>2026-08-19</w:t>
       <w:br/>
       <w:br/>
     </w:r>

--- a/tillsyn/A 11734-2026 tillsynsbegäran.docx
+++ b/tillsyn/A 11734-2026 tillsynsbegäran.docx
@@ -431,7 +431,7 @@
     <w:r>
       <w:tab/>
       <w:tab/>
-      <w:t>2026-08-19</w:t>
+      <w:t>2026-08-20</w:t>
       <w:br/>
       <w:br/>
     </w:r>

--- a/tillsyn/A 11734-2026 tillsynsbegäran.docx
+++ b/tillsyn/A 11734-2026 tillsynsbegäran.docx
@@ -431,7 +431,7 @@
     <w:r>
       <w:tab/>
       <w:tab/>
-      <w:t>2026-08-20</w:t>
+      <w:t>2026-08-21</w:t>
       <w:br/>
       <w:br/>
     </w:r>

--- a/tillsyn/A 11734-2026 tillsynsbegäran.docx
+++ b/tillsyn/A 11734-2026 tillsynsbegäran.docx
@@ -431,7 +431,7 @@
     <w:r>
       <w:tab/>
       <w:tab/>
-      <w:t>2026-08-21</w:t>
+      <w:t>2026-08-22</w:t>
       <w:br/>
       <w:br/>
     </w:r>

--- a/tillsyn/A 11734-2026 tillsynsbegäran.docx
+++ b/tillsyn/A 11734-2026 tillsynsbegäran.docx
@@ -431,7 +431,7 @@
     <w:r>
       <w:tab/>
       <w:tab/>
-      <w:t>2026-08-22</w:t>
+      <w:t>2026-08-23</w:t>
       <w:br/>
       <w:br/>
     </w:r>

--- a/tillsyn/A 11734-2026 tillsynsbegäran.docx
+++ b/tillsyn/A 11734-2026 tillsynsbegäran.docx
@@ -431,7 +431,7 @@
     <w:r>
       <w:tab/>
       <w:tab/>
-      <w:t>2026-08-23</w:t>
+      <w:t>2026-08-24</w:t>
       <w:br/>
       <w:br/>
     </w:r>

--- a/tillsyn/A 11734-2026 tillsynsbegäran.docx
+++ b/tillsyn/A 11734-2026 tillsynsbegäran.docx
@@ -431,7 +431,7 @@
     <w:r>
       <w:tab/>
       <w:tab/>
-      <w:t>2026-08-24</w:t>
+      <w:t>2026-08-25</w:t>
       <w:br/>
       <w:br/>
     </w:r>

--- a/tillsyn/A 11734-2026 tillsynsbegäran.docx
+++ b/tillsyn/A 11734-2026 tillsynsbegäran.docx
@@ -431,7 +431,7 @@
     <w:r>
       <w:tab/>
       <w:tab/>
-      <w:t>2026-08-25</w:t>
+      <w:t>2026-08-26</w:t>
       <w:br/>
       <w:br/>
     </w:r>

--- a/tillsyn/A 11734-2026 tillsynsbegäran.docx
+++ b/tillsyn/A 11734-2026 tillsynsbegäran.docx
@@ -431,7 +431,7 @@
     <w:r>
       <w:tab/>
       <w:tab/>
-      <w:t>2026-08-26</w:t>
+      <w:t>2026-08-27</w:t>
       <w:br/>
       <w:br/>
     </w:r>

--- a/tillsyn/A 11734-2026 tillsynsbegäran.docx
+++ b/tillsyn/A 11734-2026 tillsynsbegäran.docx
@@ -431,7 +431,7 @@
     <w:r>
       <w:tab/>
       <w:tab/>
-      <w:t>2026-08-27</w:t>
+      <w:t>2026-08-28</w:t>
       <w:br/>
       <w:br/>
     </w:r>

--- a/tillsyn/A 11734-2026 tillsynsbegäran.docx
+++ b/tillsyn/A 11734-2026 tillsynsbegäran.docx
@@ -431,7 +431,7 @@
     <w:r>
       <w:tab/>
       <w:tab/>
-      <w:t>2026-08-28</w:t>
+      <w:t>2026-08-29</w:t>
       <w:br/>
       <w:br/>
     </w:r>

--- a/tillsyn/A 11734-2026 tillsynsbegäran.docx
+++ b/tillsyn/A 11734-2026 tillsynsbegäran.docx
@@ -431,7 +431,7 @@
     <w:r>
       <w:tab/>
       <w:tab/>
-      <w:t>2026-08-29</w:t>
+      <w:t>2026-08-31</w:t>
       <w:br/>
       <w:br/>
     </w:r>

--- a/tillsyn/A 11734-2026 tillsynsbegäran.docx
+++ b/tillsyn/A 11734-2026 tillsynsbegäran.docx
@@ -431,7 +431,7 @@
     <w:r>
       <w:tab/>
       <w:tab/>
-      <w:t>2026-08-31</w:t>
+      <w:t>2026-09-01</w:t>
       <w:br/>
       <w:br/>
     </w:r>

--- a/tillsyn/A 11734-2026 tillsynsbegäran.docx
+++ b/tillsyn/A 11734-2026 tillsynsbegäran.docx
@@ -431,7 +431,7 @@
     <w:r>
       <w:tab/>
       <w:tab/>
-      <w:t>2026-09-01</w:t>
+      <w:t>2026-09-02</w:t>
       <w:br/>
       <w:br/>
     </w:r>

--- a/tillsyn/A 11734-2026 tillsynsbegäran.docx
+++ b/tillsyn/A 11734-2026 tillsynsbegäran.docx
@@ -431,7 +431,7 @@
     <w:r>
       <w:tab/>
       <w:tab/>
-      <w:t>2026-09-02</w:t>
+      <w:t>2026-09-03</w:t>
       <w:br/>
       <w:br/>
     </w:r>

--- a/tillsyn/A 11734-2026 tillsynsbegäran.docx
+++ b/tillsyn/A 11734-2026 tillsynsbegäran.docx
@@ -431,7 +431,7 @@
     <w:r>
       <w:tab/>
       <w:tab/>
-      <w:t>2026-09-03</w:t>
+      <w:t>2026-09-04</w:t>
       <w:br/>
       <w:br/>
     </w:r>

--- a/tillsyn/A 11734-2026 tillsynsbegäran.docx
+++ b/tillsyn/A 11734-2026 tillsynsbegäran.docx
@@ -431,7 +431,7 @@
     <w:r>
       <w:tab/>
       <w:tab/>
-      <w:t>2026-09-04</w:t>
+      <w:t>2026-09-05</w:t>
       <w:br/>
       <w:br/>
     </w:r>

--- a/tillsyn/A 11734-2026 tillsynsbegäran.docx
+++ b/tillsyn/A 11734-2026 tillsynsbegäran.docx
@@ -431,7 +431,7 @@
     <w:r>
       <w:tab/>
       <w:tab/>
-      <w:t>2026-09-05</w:t>
+      <w:t>2026-09-06</w:t>
       <w:br/>
       <w:br/>
     </w:r>

--- a/tillsyn/A 11734-2026 tillsynsbegäran.docx
+++ b/tillsyn/A 11734-2026 tillsynsbegäran.docx
@@ -431,7 +431,7 @@
     <w:r>
       <w:tab/>
       <w:tab/>
-      <w:t>2026-09-06</w:t>
+      <w:t>2026-09-07</w:t>
       <w:br/>
       <w:br/>
     </w:r>

--- a/tillsyn/A 11734-2026 tillsynsbegäran.docx
+++ b/tillsyn/A 11734-2026 tillsynsbegäran.docx
@@ -431,7 +431,7 @@
     <w:r>
       <w:tab/>
       <w:tab/>
-      <w:t>2026-09-07</w:t>
+      <w:t>2026-09-08</w:t>
       <w:br/>
       <w:br/>
     </w:r>

--- a/tillsyn/A 11734-2026 tillsynsbegäran.docx
+++ b/tillsyn/A 11734-2026 tillsynsbegäran.docx
@@ -431,7 +431,7 @@
     <w:r>
       <w:tab/>
       <w:tab/>
-      <w:t>2026-09-08</w:t>
+      <w:t>2026-09-09</w:t>
       <w:br/>
       <w:br/>
     </w:r>

--- a/tillsyn/A 11734-2026 tillsynsbegäran.docx
+++ b/tillsyn/A 11734-2026 tillsynsbegäran.docx
@@ -431,7 +431,7 @@
     <w:r>
       <w:tab/>
       <w:tab/>
-      <w:t>2026-09-09</w:t>
+      <w:t>2026-09-10</w:t>
       <w:br/>
       <w:br/>
     </w:r>

--- a/tillsyn/A 11734-2026 tillsynsbegäran.docx
+++ b/tillsyn/A 11734-2026 tillsynsbegäran.docx
@@ -431,7 +431,7 @@
     <w:r>
       <w:tab/>
       <w:tab/>
-      <w:t>2026-09-10</w:t>
+      <w:t>2026-09-11</w:t>
       <w:br/>
       <w:br/>
     </w:r>

--- a/tillsyn/A 11734-2026 tillsynsbegäran.docx
+++ b/tillsyn/A 11734-2026 tillsynsbegäran.docx
@@ -431,7 +431,7 @@
     <w:r>
       <w:tab/>
       <w:tab/>
-      <w:t>2026-09-11</w:t>
+      <w:t>2026-09-12</w:t>
       <w:br/>
       <w:br/>
     </w:r>
